--- a/docs/answers/as-bayestheorem.docx
+++ b/docs/answers/as-bayestheorem.docx
@@ -52,7 +52,7 @@
         </w:rPr>
         <w:t xml:space="preserve"> </w:t>
       </w:r>
-      <w:hyperlink r:id="rId20">
+      <w:hyperlink r:id="rId9">
         <w:r>
           <w:rPr>
             <w:rStyle w:val="Hyperlink"/>
@@ -82,7 +82,7 @@
         <w:t xml:space="preserve">Please attempt the questions before reading these answers.</w:t>
       </w:r>
     </w:p>
-    <w:bookmarkStart w:id="25" w:name="q1"/>
+    <w:bookmarkStart w:id="14" w:name="q1"/>
     <w:p>
       <w:pPr>
         <w:pStyle w:val="Heading2"/>
@@ -91,7 +91,7 @@
         <w:t xml:space="preserve">Q1</w:t>
       </w:r>
     </w:p>
-    <w:bookmarkStart w:id="21" w:name="section"/>
+    <w:bookmarkStart w:id="10" w:name="section"/>
     <w:p>
       <w:pPr>
         <w:pStyle w:val="Heading4"/>
@@ -119,29 +119,31 @@
       <m:oMath>
         <m:r>
           <m:rPr>
-            <m:sty m:val="p"/>
             <m:scr m:val="double-struck"/>
+            <m:sty m:val="p"/>
           </m:rPr>
           <m:t>P</m:t>
         </m:r>
-        <m:d>
-          <m:dPr>
-            <m:begChr m:val="("/>
-            <m:sepChr m:val=""/>
-            <m:endChr m:val=")"/>
-            <m:grow/>
-          </m:dPr>
-          <m:e>
-            <m:r>
-              <m:rPr>
-                <m:nor/>
-                <m:sty m:val="p"/>
-                <m:scr m:val="sans-serif"/>
-              </m:rPr>
-              <m:t>Ward A</m:t>
-            </m:r>
-          </m:e>
-        </m:d>
+        <m:r>
+          <m:rPr>
+            <m:sty m:val="p"/>
+          </m:rPr>
+          <m:t>(</m:t>
+        </m:r>
+        <m:r>
+          <m:rPr>
+            <m:nor/>
+            <m:scr m:val="sans-serif"/>
+            <m:sty m:val="p"/>
+          </m:rPr>
+          <m:t>Ward A</m:t>
+        </m:r>
+        <m:r>
+          <m:rPr>
+            <m:sty m:val="p"/>
+          </m:rPr>
+          <m:t>)</m:t>
+        </m:r>
         <m:r>
           <m:rPr>
             <m:sty m:val="p"/>
@@ -167,43 +169,45 @@
       <m:oMath>
         <m:r>
           <m:rPr>
-            <m:sty m:val="p"/>
             <m:scr m:val="double-struck"/>
+            <m:sty m:val="p"/>
           </m:rPr>
           <m:t>P</m:t>
         </m:r>
-        <m:d>
-          <m:dPr>
-            <m:begChr m:val="("/>
-            <m:sepChr m:val=""/>
-            <m:endChr m:val=")"/>
-            <m:grow/>
-          </m:dPr>
-          <m:e>
-            <m:r>
-              <m:rPr>
-                <m:nor/>
-                <m:sty m:val="p"/>
-                <m:scr m:val="sans-serif"/>
-              </m:rPr>
-              <m:t>Recover</m:t>
-            </m:r>
-            <m:r>
-              <m:rPr>
-                <m:sty m:val="p"/>
-              </m:rPr>
-              <m:t>∣</m:t>
-            </m:r>
-            <m:r>
-              <m:rPr>
-                <m:nor/>
-                <m:sty m:val="p"/>
-                <m:scr m:val="sans-serif"/>
-              </m:rPr>
-              <m:t>Ward A</m:t>
-            </m:r>
-          </m:e>
-        </m:d>
+        <m:r>
+          <m:rPr>
+            <m:sty m:val="p"/>
+          </m:rPr>
+          <m:t>(</m:t>
+        </m:r>
+        <m:r>
+          <m:rPr>
+            <m:nor/>
+            <m:scr m:val="sans-serif"/>
+            <m:sty m:val="p"/>
+          </m:rPr>
+          <m:t>Recover</m:t>
+        </m:r>
+        <m:r>
+          <m:rPr>
+            <m:sty m:val="p"/>
+          </m:rPr>
+          <m:t>∣</m:t>
+        </m:r>
+        <m:r>
+          <m:rPr>
+            <m:nor/>
+            <m:scr m:val="sans-serif"/>
+            <m:sty m:val="p"/>
+          </m:rPr>
+          <m:t>Ward A</m:t>
+        </m:r>
+        <m:r>
+          <m:rPr>
+            <m:sty m:val="p"/>
+          </m:rPr>
+          <m:t>)</m:t>
+        </m:r>
         <m:r>
           <m:rPr>
             <m:sty m:val="p"/>
@@ -229,29 +233,31 @@
       <m:oMath>
         <m:r>
           <m:rPr>
-            <m:sty m:val="p"/>
             <m:scr m:val="double-struck"/>
+            <m:sty m:val="p"/>
           </m:rPr>
           <m:t>P</m:t>
         </m:r>
-        <m:d>
-          <m:dPr>
-            <m:begChr m:val="("/>
-            <m:sepChr m:val=""/>
-            <m:endChr m:val=")"/>
-            <m:grow/>
-          </m:dPr>
-          <m:e>
-            <m:r>
-              <m:rPr>
-                <m:nor/>
-                <m:sty m:val="p"/>
-                <m:scr m:val="sans-serif"/>
-              </m:rPr>
-              <m:t>Ward B</m:t>
-            </m:r>
-          </m:e>
-        </m:d>
+        <m:r>
+          <m:rPr>
+            <m:sty m:val="p"/>
+          </m:rPr>
+          <m:t>(</m:t>
+        </m:r>
+        <m:r>
+          <m:rPr>
+            <m:nor/>
+            <m:scr m:val="sans-serif"/>
+            <m:sty m:val="p"/>
+          </m:rPr>
+          <m:t>Ward B</m:t>
+        </m:r>
+        <m:r>
+          <m:rPr>
+            <m:sty m:val="p"/>
+          </m:rPr>
+          <m:t>)</m:t>
+        </m:r>
         <m:r>
           <m:rPr>
             <m:sty m:val="p"/>
@@ -277,43 +283,45 @@
       <m:oMath>
         <m:r>
           <m:rPr>
-            <m:sty m:val="p"/>
             <m:scr m:val="double-struck"/>
+            <m:sty m:val="p"/>
           </m:rPr>
           <m:t>P</m:t>
         </m:r>
-        <m:d>
-          <m:dPr>
-            <m:begChr m:val="("/>
-            <m:sepChr m:val=""/>
-            <m:endChr m:val=")"/>
-            <m:grow/>
-          </m:dPr>
-          <m:e>
-            <m:r>
-              <m:rPr>
-                <m:nor/>
-                <m:sty m:val="p"/>
-                <m:scr m:val="sans-serif"/>
-              </m:rPr>
-              <m:t>Recover</m:t>
-            </m:r>
-            <m:r>
-              <m:rPr>
-                <m:sty m:val="p"/>
-              </m:rPr>
-              <m:t>∣</m:t>
-            </m:r>
-            <m:r>
-              <m:rPr>
-                <m:nor/>
-                <m:sty m:val="p"/>
-                <m:scr m:val="sans-serif"/>
-              </m:rPr>
-              <m:t>Ward B</m:t>
-            </m:r>
-          </m:e>
-        </m:d>
+        <m:r>
+          <m:rPr>
+            <m:sty m:val="p"/>
+          </m:rPr>
+          <m:t>(</m:t>
+        </m:r>
+        <m:r>
+          <m:rPr>
+            <m:nor/>
+            <m:scr m:val="sans-serif"/>
+            <m:sty m:val="p"/>
+          </m:rPr>
+          <m:t>Recover</m:t>
+        </m:r>
+        <m:r>
+          <m:rPr>
+            <m:sty m:val="p"/>
+          </m:rPr>
+          <m:t>∣</m:t>
+        </m:r>
+        <m:r>
+          <m:rPr>
+            <m:nor/>
+            <m:scr m:val="sans-serif"/>
+            <m:sty m:val="p"/>
+          </m:rPr>
+          <m:t>Ward B</m:t>
+        </m:r>
+        <m:r>
+          <m:rPr>
+            <m:sty m:val="p"/>
+          </m:rPr>
+          <m:t>)</m:t>
+        </m:r>
         <m:r>
           <m:rPr>
             <m:sty m:val="p"/>
@@ -344,29 +352,31 @@
         <m:oMath>
           <m:r>
             <m:rPr>
-              <m:sty m:val="p"/>
               <m:scr m:val="double-struck"/>
+              <m:sty m:val="p"/>
             </m:rPr>
             <m:t>P</m:t>
           </m:r>
-          <m:d>
-            <m:dPr>
-              <m:begChr m:val="("/>
-              <m:sepChr m:val=""/>
-              <m:endChr m:val=")"/>
-              <m:grow/>
-            </m:dPr>
-            <m:e>
-              <m:r>
-                <m:rPr>
-                  <m:nor/>
-                  <m:sty m:val="p"/>
-                  <m:scr m:val="sans-serif"/>
-                </m:rPr>
-                <m:t>Recover</m:t>
-              </m:r>
-            </m:e>
-          </m:d>
+          <m:r>
+            <m:rPr>
+              <m:sty m:val="p"/>
+            </m:rPr>
+            <m:t>(</m:t>
+          </m:r>
+          <m:r>
+            <m:rPr>
+              <m:nor/>
+              <m:scr m:val="sans-serif"/>
+              <m:sty m:val="p"/>
+            </m:rPr>
+            <m:t>Recover</m:t>
+          </m:r>
+          <m:r>
+            <m:rPr>
+              <m:sty m:val="p"/>
+            </m:rPr>
+            <m:t>)</m:t>
+          </m:r>
           <m:r>
             <m:rPr>
               <m:sty m:val="p"/>
@@ -528,8 +538,8 @@
         <w:t xml:space="preserve">.</w:t>
       </w:r>
     </w:p>
-    <w:bookmarkEnd w:id="21"/>
-    <w:bookmarkStart w:id="22" w:name="section-1"/>
+    <w:bookmarkEnd w:id="10"/>
+    <w:bookmarkStart w:id="11" w:name="section-1"/>
     <w:p>
       <w:pPr>
         <w:pStyle w:val="Heading4"/>
@@ -557,29 +567,31 @@
       <m:oMath>
         <m:r>
           <m:rPr>
-            <m:sty m:val="p"/>
             <m:scr m:val="double-struck"/>
+            <m:sty m:val="p"/>
           </m:rPr>
           <m:t>P</m:t>
         </m:r>
-        <m:d>
-          <m:dPr>
-            <m:begChr m:val="("/>
-            <m:sepChr m:val=""/>
-            <m:endChr m:val=")"/>
-            <m:grow/>
-          </m:dPr>
-          <m:e>
-            <m:r>
-              <m:rPr>
-                <m:nor/>
-                <m:sty m:val="p"/>
-                <m:scr m:val="sans-serif"/>
-              </m:rPr>
-              <m:t>Veg</m:t>
-            </m:r>
-          </m:e>
-        </m:d>
+        <m:r>
+          <m:rPr>
+            <m:sty m:val="p"/>
+          </m:rPr>
+          <m:t>(</m:t>
+        </m:r>
+        <m:r>
+          <m:rPr>
+            <m:nor/>
+            <m:scr m:val="sans-serif"/>
+            <m:sty m:val="p"/>
+          </m:rPr>
+          <m:t>Veg</m:t>
+        </m:r>
+        <m:r>
+          <m:rPr>
+            <m:sty m:val="p"/>
+          </m:rPr>
+          <m:t>)</m:t>
+        </m:r>
         <m:r>
           <m:rPr>
             <m:sty m:val="p"/>
@@ -599,43 +611,45 @@
       <m:oMath>
         <m:r>
           <m:rPr>
-            <m:sty m:val="p"/>
             <m:scr m:val="double-struck"/>
+            <m:sty m:val="p"/>
           </m:rPr>
           <m:t>P</m:t>
         </m:r>
-        <m:d>
-          <m:dPr>
-            <m:begChr m:val="("/>
-            <m:sepChr m:val=""/>
-            <m:endChr m:val=")"/>
-            <m:grow/>
-          </m:dPr>
-          <m:e>
-            <m:r>
-              <m:rPr>
-                <m:nor/>
-                <m:sty m:val="p"/>
-                <m:scr m:val="sans-serif"/>
-              </m:rPr>
-              <m:t>Finish</m:t>
-            </m:r>
-            <m:r>
-              <m:rPr>
-                <m:sty m:val="p"/>
-              </m:rPr>
-              <m:t>∣</m:t>
-            </m:r>
-            <m:r>
-              <m:rPr>
-                <m:nor/>
-                <m:sty m:val="p"/>
-                <m:scr m:val="sans-serif"/>
-              </m:rPr>
-              <m:t>Veg</m:t>
-            </m:r>
-          </m:e>
-        </m:d>
+        <m:r>
+          <m:rPr>
+            <m:sty m:val="p"/>
+          </m:rPr>
+          <m:t>(</m:t>
+        </m:r>
+        <m:r>
+          <m:rPr>
+            <m:nor/>
+            <m:scr m:val="sans-serif"/>
+            <m:sty m:val="p"/>
+          </m:rPr>
+          <m:t>Finish</m:t>
+        </m:r>
+        <m:r>
+          <m:rPr>
+            <m:sty m:val="p"/>
+          </m:rPr>
+          <m:t>∣</m:t>
+        </m:r>
+        <m:r>
+          <m:rPr>
+            <m:nor/>
+            <m:scr m:val="sans-serif"/>
+            <m:sty m:val="p"/>
+          </m:rPr>
+          <m:t>Veg</m:t>
+        </m:r>
+        <m:r>
+          <m:rPr>
+            <m:sty m:val="p"/>
+          </m:rPr>
+          <m:t>)</m:t>
+        </m:r>
         <m:r>
           <m:rPr>
             <m:sty m:val="p"/>
@@ -661,29 +675,31 @@
       <m:oMath>
         <m:r>
           <m:rPr>
-            <m:sty m:val="p"/>
             <m:scr m:val="double-struck"/>
+            <m:sty m:val="p"/>
           </m:rPr>
           <m:t>P</m:t>
         </m:r>
-        <m:d>
-          <m:dPr>
-            <m:begChr m:val="("/>
-            <m:sepChr m:val=""/>
-            <m:endChr m:val=")"/>
-            <m:grow/>
-          </m:dPr>
-          <m:e>
-            <m:r>
-              <m:rPr>
-                <m:nor/>
-                <m:sty m:val="p"/>
-                <m:scr m:val="sans-serif"/>
-              </m:rPr>
-              <m:t>Chicken</m:t>
-            </m:r>
-          </m:e>
-        </m:d>
+        <m:r>
+          <m:rPr>
+            <m:sty m:val="p"/>
+          </m:rPr>
+          <m:t>(</m:t>
+        </m:r>
+        <m:r>
+          <m:rPr>
+            <m:nor/>
+            <m:scr m:val="sans-serif"/>
+            <m:sty m:val="p"/>
+          </m:rPr>
+          <m:t>Chicken</m:t>
+        </m:r>
+        <m:r>
+          <m:rPr>
+            <m:sty m:val="p"/>
+          </m:rPr>
+          <m:t>)</m:t>
+        </m:r>
         <m:r>
           <m:rPr>
             <m:sty m:val="p"/>
@@ -703,43 +719,45 @@
       <m:oMath>
         <m:r>
           <m:rPr>
-            <m:sty m:val="p"/>
             <m:scr m:val="double-struck"/>
+            <m:sty m:val="p"/>
           </m:rPr>
           <m:t>P</m:t>
         </m:r>
-        <m:d>
-          <m:dPr>
-            <m:begChr m:val="("/>
-            <m:sepChr m:val=""/>
-            <m:endChr m:val=")"/>
-            <m:grow/>
-          </m:dPr>
-          <m:e>
-            <m:r>
-              <m:rPr>
-                <m:nor/>
-                <m:sty m:val="p"/>
-                <m:scr m:val="sans-serif"/>
-              </m:rPr>
-              <m:t>Finish</m:t>
-            </m:r>
-            <m:r>
-              <m:rPr>
-                <m:sty m:val="p"/>
-              </m:rPr>
-              <m:t>∣</m:t>
-            </m:r>
-            <m:r>
-              <m:rPr>
-                <m:nor/>
-                <m:sty m:val="p"/>
-                <m:scr m:val="sans-serif"/>
-              </m:rPr>
-              <m:t>Chicken</m:t>
-            </m:r>
-          </m:e>
-        </m:d>
+        <m:r>
+          <m:rPr>
+            <m:sty m:val="p"/>
+          </m:rPr>
+          <m:t>(</m:t>
+        </m:r>
+        <m:r>
+          <m:rPr>
+            <m:nor/>
+            <m:scr m:val="sans-serif"/>
+            <m:sty m:val="p"/>
+          </m:rPr>
+          <m:t>Finish</m:t>
+        </m:r>
+        <m:r>
+          <m:rPr>
+            <m:sty m:val="p"/>
+          </m:rPr>
+          <m:t>∣</m:t>
+        </m:r>
+        <m:r>
+          <m:rPr>
+            <m:nor/>
+            <m:scr m:val="sans-serif"/>
+            <m:sty m:val="p"/>
+          </m:rPr>
+          <m:t>Chicken</m:t>
+        </m:r>
+        <m:r>
+          <m:rPr>
+            <m:sty m:val="p"/>
+          </m:rPr>
+          <m:t>)</m:t>
+        </m:r>
         <m:r>
           <m:rPr>
             <m:sty m:val="p"/>
@@ -762,29 +780,31 @@
       <m:oMath>
         <m:r>
           <m:rPr>
-            <m:sty m:val="p"/>
             <m:scr m:val="double-struck"/>
+            <m:sty m:val="p"/>
           </m:rPr>
           <m:t>P</m:t>
         </m:r>
-        <m:d>
-          <m:dPr>
-            <m:begChr m:val="("/>
-            <m:sepChr m:val=""/>
-            <m:endChr m:val=")"/>
-            <m:grow/>
-          </m:dPr>
-          <m:e>
-            <m:r>
-              <m:rPr>
-                <m:nor/>
-                <m:sty m:val="p"/>
-                <m:scr m:val="sans-serif"/>
-              </m:rPr>
-              <m:t>Fish</m:t>
-            </m:r>
-          </m:e>
-        </m:d>
+        <m:r>
+          <m:rPr>
+            <m:sty m:val="p"/>
+          </m:rPr>
+          <m:t>(</m:t>
+        </m:r>
+        <m:r>
+          <m:rPr>
+            <m:nor/>
+            <m:scr m:val="sans-serif"/>
+            <m:sty m:val="p"/>
+          </m:rPr>
+          <m:t>Fish</m:t>
+        </m:r>
+        <m:r>
+          <m:rPr>
+            <m:sty m:val="p"/>
+          </m:rPr>
+          <m:t>)</m:t>
+        </m:r>
         <m:r>
           <m:rPr>
             <m:sty m:val="p"/>
@@ -804,43 +824,45 @@
       <m:oMath>
         <m:r>
           <m:rPr>
-            <m:sty m:val="p"/>
             <m:scr m:val="double-struck"/>
+            <m:sty m:val="p"/>
           </m:rPr>
           <m:t>P</m:t>
         </m:r>
-        <m:d>
-          <m:dPr>
-            <m:begChr m:val="("/>
-            <m:sepChr m:val=""/>
-            <m:endChr m:val=")"/>
-            <m:grow/>
-          </m:dPr>
-          <m:e>
-            <m:r>
-              <m:rPr>
-                <m:nor/>
-                <m:sty m:val="p"/>
-                <m:scr m:val="sans-serif"/>
-              </m:rPr>
-              <m:t>Finish</m:t>
-            </m:r>
-            <m:r>
-              <m:rPr>
-                <m:sty m:val="p"/>
-              </m:rPr>
-              <m:t>∣</m:t>
-            </m:r>
-            <m:r>
-              <m:rPr>
-                <m:nor/>
-                <m:sty m:val="p"/>
-                <m:scr m:val="sans-serif"/>
-              </m:rPr>
-              <m:t>Fish</m:t>
-            </m:r>
-          </m:e>
-        </m:d>
+        <m:r>
+          <m:rPr>
+            <m:sty m:val="p"/>
+          </m:rPr>
+          <m:t>(</m:t>
+        </m:r>
+        <m:r>
+          <m:rPr>
+            <m:nor/>
+            <m:scr m:val="sans-serif"/>
+            <m:sty m:val="p"/>
+          </m:rPr>
+          <m:t>Finish</m:t>
+        </m:r>
+        <m:r>
+          <m:rPr>
+            <m:sty m:val="p"/>
+          </m:rPr>
+          <m:t>∣</m:t>
+        </m:r>
+        <m:r>
+          <m:rPr>
+            <m:nor/>
+            <m:scr m:val="sans-serif"/>
+            <m:sty m:val="p"/>
+          </m:rPr>
+          <m:t>Fish</m:t>
+        </m:r>
+        <m:r>
+          <m:rPr>
+            <m:sty m:val="p"/>
+          </m:rPr>
+          <m:t>)</m:t>
+        </m:r>
         <m:r>
           <m:rPr>
             <m:sty m:val="p"/>
@@ -871,125 +893,139 @@
         <m:oMath>
           <m:r>
             <m:rPr>
-              <m:sty m:val="p"/>
               <m:scr m:val="double-struck"/>
+              <m:sty m:val="p"/>
             </m:rPr>
             <m:t>P</m:t>
           </m:r>
-          <m:d>
-            <m:dPr>
-              <m:begChr m:val="("/>
-              <m:sepChr m:val=""/>
-              <m:endChr m:val=")"/>
-              <m:grow/>
-            </m:dPr>
-            <m:e>
-              <m:r>
-                <m:rPr>
-                  <m:nor/>
-                  <m:sty m:val="p"/>
-                  <m:scr m:val="sans-serif"/>
-                </m:rPr>
-                <m:t>Finish</m:t>
-              </m:r>
-            </m:e>
-          </m:d>
+          <m:r>
+            <m:rPr>
+              <m:sty m:val="p"/>
+            </m:rPr>
+            <m:t>(</m:t>
+          </m:r>
+          <m:r>
+            <m:rPr>
+              <m:nor/>
+              <m:scr m:val="sans-serif"/>
+              <m:sty m:val="p"/>
+            </m:rPr>
+            <m:t>Finish</m:t>
+          </m:r>
+          <m:r>
+            <m:rPr>
+              <m:sty m:val="p"/>
+            </m:rPr>
+            <m:t>)</m:t>
+          </m:r>
           <m:r>
             <m:rPr>
               <m:sty m:val="p"/>
             </m:rPr>
             <m:t>=</m:t>
           </m:r>
-          <m:d>
-            <m:dPr>
-              <m:begChr m:val="("/>
-              <m:sepChr m:val=""/>
-              <m:endChr m:val=")"/>
-              <m:grow/>
-            </m:dPr>
-            <m:e>
-              <m:r>
-                <m:t>0.5</m:t>
-              </m:r>
-            </m:e>
-          </m:d>
-          <m:d>
-            <m:dPr>
-              <m:begChr m:val="("/>
-              <m:sepChr m:val=""/>
-              <m:endChr m:val=")"/>
-              <m:grow/>
-            </m:dPr>
-            <m:e>
-              <m:r>
-                <m:t>0.9</m:t>
-              </m:r>
-            </m:e>
-          </m:d>
+          <m:r>
+            <m:rPr>
+              <m:sty m:val="p"/>
+            </m:rPr>
+            <m:t>(</m:t>
+          </m:r>
+          <m:r>
+            <m:t>0.5</m:t>
+          </m:r>
+          <m:r>
+            <m:rPr>
+              <m:sty m:val="p"/>
+            </m:rPr>
+            <m:t>)</m:t>
+          </m:r>
+          <m:r>
+            <m:rPr>
+              <m:sty m:val="p"/>
+            </m:rPr>
+            <m:t>(</m:t>
+          </m:r>
+          <m:r>
+            <m:t>0.9</m:t>
+          </m:r>
+          <m:r>
+            <m:rPr>
+              <m:sty m:val="p"/>
+            </m:rPr>
+            <m:t>)</m:t>
+          </m:r>
           <m:r>
             <m:rPr>
               <m:sty m:val="p"/>
             </m:rPr>
             <m:t>+</m:t>
           </m:r>
-          <m:d>
-            <m:dPr>
-              <m:begChr m:val="("/>
-              <m:sepChr m:val=""/>
-              <m:endChr m:val=")"/>
-              <m:grow/>
-            </m:dPr>
-            <m:e>
-              <m:r>
-                <m:t>0.3</m:t>
-              </m:r>
-            </m:e>
-          </m:d>
-          <m:d>
-            <m:dPr>
-              <m:begChr m:val="("/>
-              <m:sepChr m:val=""/>
-              <m:endChr m:val=")"/>
-              <m:grow/>
-            </m:dPr>
-            <m:e>
-              <m:r>
-                <m:t>0.7</m:t>
-              </m:r>
-            </m:e>
-          </m:d>
+          <m:r>
+            <m:rPr>
+              <m:sty m:val="p"/>
+            </m:rPr>
+            <m:t>(</m:t>
+          </m:r>
+          <m:r>
+            <m:t>0.3</m:t>
+          </m:r>
+          <m:r>
+            <m:rPr>
+              <m:sty m:val="p"/>
+            </m:rPr>
+            <m:t>)</m:t>
+          </m:r>
+          <m:r>
+            <m:rPr>
+              <m:sty m:val="p"/>
+            </m:rPr>
+            <m:t>(</m:t>
+          </m:r>
+          <m:r>
+            <m:t>0.7</m:t>
+          </m:r>
+          <m:r>
+            <m:rPr>
+              <m:sty m:val="p"/>
+            </m:rPr>
+            <m:t>)</m:t>
+          </m:r>
           <m:r>
             <m:rPr>
               <m:sty m:val="p"/>
             </m:rPr>
             <m:t>+</m:t>
           </m:r>
-          <m:d>
-            <m:dPr>
-              <m:begChr m:val="("/>
-              <m:sepChr m:val=""/>
-              <m:endChr m:val=")"/>
-              <m:grow/>
-            </m:dPr>
-            <m:e>
-              <m:r>
-                <m:t>0.2</m:t>
-              </m:r>
-            </m:e>
-          </m:d>
-          <m:d>
-            <m:dPr>
-              <m:begChr m:val="("/>
-              <m:sepChr m:val=""/>
-              <m:endChr m:val=")"/>
-              <m:grow/>
-            </m:dPr>
-            <m:e>
-              <m:r>
-                <m:t>0.8</m:t>
-              </m:r>
-            </m:e>
-          </m:d>
+          <m:r>
+            <m:rPr>
+              <m:sty m:val="p"/>
+            </m:rPr>
+            <m:t>(</m:t>
+          </m:r>
+          <m:r>
+            <m:t>0.2</m:t>
+          </m:r>
+          <m:r>
+            <m:rPr>
+              <m:sty m:val="p"/>
+            </m:rPr>
+            <m:t>)</m:t>
+          </m:r>
+          <m:r>
+            <m:rPr>
+              <m:sty m:val="p"/>
+            </m:rPr>
+            <m:t>(</m:t>
+          </m:r>
+          <m:r>
+            <m:t>0.8</m:t>
+          </m:r>
+          <m:r>
+            <m:rPr>
+              <m:sty m:val="p"/>
+            </m:rPr>
+            <m:t>)</m:t>
+          </m:r>
           <m:r>
             <m:rPr>
               <m:sty m:val="p"/>
@@ -1048,8 +1084,8 @@
         <w:t xml:space="preserve">.</w:t>
       </w:r>
     </w:p>
-    <w:bookmarkEnd w:id="22"/>
-    <w:bookmarkStart w:id="23" w:name="section-2"/>
+    <w:bookmarkEnd w:id="11"/>
+    <w:bookmarkStart w:id="12" w:name="section-2"/>
     <w:p>
       <w:pPr>
         <w:pStyle w:val="Heading4"/>
@@ -1077,93 +1113,97 @@
       <m:oMath>
         <m:r>
           <m:rPr>
-            <m:sty m:val="p"/>
             <m:scr m:val="double-struck"/>
+            <m:sty m:val="p"/>
           </m:rPr>
           <m:t>P</m:t>
         </m:r>
-        <m:d>
-          <m:dPr>
-            <m:begChr m:val="("/>
-            <m:sepChr m:val=""/>
-            <m:endChr m:val=")"/>
-            <m:grow/>
-          </m:dPr>
-          <m:e>
-            <m:sSub>
-              <m:e>
-                <m:r>
-                  <m:t>F</m:t>
-                </m:r>
-              </m:e>
-              <m:sub>
-                <m:r>
-                  <m:t>1</m:t>
-                </m:r>
-              </m:sub>
-            </m:sSub>
-          </m:e>
-        </m:d>
-        <m:r>
-          <m:rPr>
-            <m:sty m:val="p"/>
-          </m:rPr>
-          <m:t>=</m:t>
-        </m:r>
-        <m:r>
-          <m:t>0.2</m:t>
-        </m:r>
-      </m:oMath>
-      <w:r>
-        <w:t xml:space="preserve">,</w:t>
-      </w:r>
-      <w:r>
-        <w:t xml:space="preserve"> </w:t>
-      </w:r>
-      <m:oMath>
-        <m:r>
-          <m:rPr>
-            <m:sty m:val="p"/>
-            <m:scr m:val="double-struck"/>
-          </m:rPr>
-          <m:t>P</m:t>
-        </m:r>
-        <m:d>
-          <m:dPr>
-            <m:begChr m:val="("/>
-            <m:sepChr m:val=""/>
-            <m:endChr m:val=")"/>
-            <m:grow/>
-          </m:dPr>
+        <m:r>
+          <m:rPr>
+            <m:sty m:val="p"/>
+          </m:rPr>
+          <m:t>(</m:t>
+        </m:r>
+        <m:sSub>
           <m:e>
             <m:r>
-              <m:rPr>
-                <m:nor/>
-                <m:sty m:val="p"/>
-                <m:scr m:val="sans-serif"/>
-              </m:rPr>
-              <m:t>Defective</m:t>
+              <m:t>F</m:t>
             </m:r>
+          </m:e>
+          <m:sub>
             <m:r>
-              <m:rPr>
-                <m:sty m:val="p"/>
-              </m:rPr>
-              <m:t>∣</m:t>
+              <m:t>1</m:t>
             </m:r>
-            <m:sSub>
-              <m:e>
-                <m:r>
-                  <m:t>F</m:t>
-                </m:r>
-              </m:e>
-              <m:sub>
-                <m:r>
-                  <m:t>1</m:t>
-                </m:r>
-              </m:sub>
-            </m:sSub>
+          </m:sub>
+        </m:sSub>
+        <m:r>
+          <m:rPr>
+            <m:sty m:val="p"/>
+          </m:rPr>
+          <m:t>)</m:t>
+        </m:r>
+        <m:r>
+          <m:rPr>
+            <m:sty m:val="p"/>
+          </m:rPr>
+          <m:t>=</m:t>
+        </m:r>
+        <m:r>
+          <m:t>0.2</m:t>
+        </m:r>
+      </m:oMath>
+      <w:r>
+        <w:t xml:space="preserve">,</w:t>
+      </w:r>
+      <w:r>
+        <w:t xml:space="preserve"> </w:t>
+      </w:r>
+      <m:oMath>
+        <m:r>
+          <m:rPr>
+            <m:scr m:val="double-struck"/>
+            <m:sty m:val="p"/>
+          </m:rPr>
+          <m:t>P</m:t>
+        </m:r>
+        <m:r>
+          <m:rPr>
+            <m:sty m:val="p"/>
+          </m:rPr>
+          <m:t>(</m:t>
+        </m:r>
+        <m:r>
+          <m:rPr>
+            <m:nor/>
+            <m:scr m:val="sans-serif"/>
+            <m:sty m:val="p"/>
+          </m:rPr>
+          <m:t>Defective</m:t>
+        </m:r>
+        <m:r>
+          <m:rPr>
+            <m:sty m:val="p"/>
+          </m:rPr>
+          <m:t>∣</m:t>
+        </m:r>
+        <m:sSub>
+          <m:e>
+            <m:r>
+              <m:t>F</m:t>
+            </m:r>
           </m:e>
-        </m:d>
+          <m:sub>
+            <m:r>
+              <m:t>1</m:t>
+            </m:r>
+          </m:sub>
+        </m:sSub>
+        <m:r>
+          <m:rPr>
+            <m:sty m:val="p"/>
+          </m:rPr>
+          <m:t>)</m:t>
+        </m:r>
         <m:r>
           <m:rPr>
             <m:sty m:val="p"/>
@@ -1189,93 +1229,97 @@
       <m:oMath>
         <m:r>
           <m:rPr>
-            <m:sty m:val="p"/>
             <m:scr m:val="double-struck"/>
+            <m:sty m:val="p"/>
           </m:rPr>
           <m:t>P</m:t>
         </m:r>
-        <m:d>
-          <m:dPr>
-            <m:begChr m:val="("/>
-            <m:sepChr m:val=""/>
-            <m:endChr m:val=")"/>
-            <m:grow/>
-          </m:dPr>
-          <m:e>
-            <m:sSub>
-              <m:e>
-                <m:r>
-                  <m:t>F</m:t>
-                </m:r>
-              </m:e>
-              <m:sub>
-                <m:r>
-                  <m:t>2</m:t>
-                </m:r>
-              </m:sub>
-            </m:sSub>
-          </m:e>
-        </m:d>
-        <m:r>
-          <m:rPr>
-            <m:sty m:val="p"/>
-          </m:rPr>
-          <m:t>=</m:t>
-        </m:r>
-        <m:r>
-          <m:t>0.3</m:t>
-        </m:r>
-      </m:oMath>
-      <w:r>
-        <w:t xml:space="preserve">,</w:t>
-      </w:r>
-      <w:r>
-        <w:t xml:space="preserve"> </w:t>
-      </w:r>
-      <m:oMath>
-        <m:r>
-          <m:rPr>
-            <m:sty m:val="p"/>
-            <m:scr m:val="double-struck"/>
-          </m:rPr>
-          <m:t>P</m:t>
-        </m:r>
-        <m:d>
-          <m:dPr>
-            <m:begChr m:val="("/>
-            <m:sepChr m:val=""/>
-            <m:endChr m:val=")"/>
-            <m:grow/>
-          </m:dPr>
+        <m:r>
+          <m:rPr>
+            <m:sty m:val="p"/>
+          </m:rPr>
+          <m:t>(</m:t>
+        </m:r>
+        <m:sSub>
           <m:e>
             <m:r>
-              <m:rPr>
-                <m:nor/>
-                <m:sty m:val="p"/>
-                <m:scr m:val="sans-serif"/>
-              </m:rPr>
-              <m:t>Defective</m:t>
+              <m:t>F</m:t>
             </m:r>
+          </m:e>
+          <m:sub>
             <m:r>
-              <m:rPr>
-                <m:sty m:val="p"/>
-              </m:rPr>
-              <m:t>∣</m:t>
+              <m:t>2</m:t>
             </m:r>
-            <m:sSub>
-              <m:e>
-                <m:r>
-                  <m:t>F</m:t>
-                </m:r>
-              </m:e>
-              <m:sub>
-                <m:r>
-                  <m:t>2</m:t>
-                </m:r>
-              </m:sub>
-            </m:sSub>
+          </m:sub>
+        </m:sSub>
+        <m:r>
+          <m:rPr>
+            <m:sty m:val="p"/>
+          </m:rPr>
+          <m:t>)</m:t>
+        </m:r>
+        <m:r>
+          <m:rPr>
+            <m:sty m:val="p"/>
+          </m:rPr>
+          <m:t>=</m:t>
+        </m:r>
+        <m:r>
+          <m:t>0.3</m:t>
+        </m:r>
+      </m:oMath>
+      <w:r>
+        <w:t xml:space="preserve">,</w:t>
+      </w:r>
+      <w:r>
+        <w:t xml:space="preserve"> </w:t>
+      </w:r>
+      <m:oMath>
+        <m:r>
+          <m:rPr>
+            <m:scr m:val="double-struck"/>
+            <m:sty m:val="p"/>
+          </m:rPr>
+          <m:t>P</m:t>
+        </m:r>
+        <m:r>
+          <m:rPr>
+            <m:sty m:val="p"/>
+          </m:rPr>
+          <m:t>(</m:t>
+        </m:r>
+        <m:r>
+          <m:rPr>
+            <m:nor/>
+            <m:scr m:val="sans-serif"/>
+            <m:sty m:val="p"/>
+          </m:rPr>
+          <m:t>Defective</m:t>
+        </m:r>
+        <m:r>
+          <m:rPr>
+            <m:sty m:val="p"/>
+          </m:rPr>
+          <m:t>∣</m:t>
+        </m:r>
+        <m:sSub>
+          <m:e>
+            <m:r>
+              <m:t>F</m:t>
+            </m:r>
           </m:e>
-        </m:d>
+          <m:sub>
+            <m:r>
+              <m:t>2</m:t>
+            </m:r>
+          </m:sub>
+        </m:sSub>
+        <m:r>
+          <m:rPr>
+            <m:sty m:val="p"/>
+          </m:rPr>
+          <m:t>)</m:t>
+        </m:r>
         <m:r>
           <m:rPr>
             <m:sty m:val="p"/>
@@ -1301,93 +1345,97 @@
       <m:oMath>
         <m:r>
           <m:rPr>
-            <m:sty m:val="p"/>
             <m:scr m:val="double-struck"/>
+            <m:sty m:val="p"/>
           </m:rPr>
           <m:t>P</m:t>
         </m:r>
-        <m:d>
-          <m:dPr>
-            <m:begChr m:val="("/>
-            <m:sepChr m:val=""/>
-            <m:endChr m:val=")"/>
-            <m:grow/>
-          </m:dPr>
-          <m:e>
-            <m:sSub>
-              <m:e>
-                <m:r>
-                  <m:t>F</m:t>
-                </m:r>
-              </m:e>
-              <m:sub>
-                <m:r>
-                  <m:t>3</m:t>
-                </m:r>
-              </m:sub>
-            </m:sSub>
-          </m:e>
-        </m:d>
-        <m:r>
-          <m:rPr>
-            <m:sty m:val="p"/>
-          </m:rPr>
-          <m:t>=</m:t>
-        </m:r>
-        <m:r>
-          <m:t>0.5</m:t>
-        </m:r>
-      </m:oMath>
-      <w:r>
-        <w:t xml:space="preserve">,</w:t>
-      </w:r>
-      <w:r>
-        <w:t xml:space="preserve"> </w:t>
-      </w:r>
-      <m:oMath>
-        <m:r>
-          <m:rPr>
-            <m:sty m:val="p"/>
-            <m:scr m:val="double-struck"/>
-          </m:rPr>
-          <m:t>P</m:t>
-        </m:r>
-        <m:d>
-          <m:dPr>
-            <m:begChr m:val="("/>
-            <m:sepChr m:val=""/>
-            <m:endChr m:val=")"/>
-            <m:grow/>
-          </m:dPr>
+        <m:r>
+          <m:rPr>
+            <m:sty m:val="p"/>
+          </m:rPr>
+          <m:t>(</m:t>
+        </m:r>
+        <m:sSub>
           <m:e>
             <m:r>
-              <m:rPr>
-                <m:nor/>
-                <m:sty m:val="p"/>
-                <m:scr m:val="sans-serif"/>
-              </m:rPr>
-              <m:t>Defective</m:t>
+              <m:t>F</m:t>
             </m:r>
+          </m:e>
+          <m:sub>
             <m:r>
-              <m:rPr>
-                <m:sty m:val="p"/>
-              </m:rPr>
-              <m:t>∣</m:t>
+              <m:t>3</m:t>
             </m:r>
-            <m:sSub>
-              <m:e>
-                <m:r>
-                  <m:t>F</m:t>
-                </m:r>
-              </m:e>
-              <m:sub>
-                <m:r>
-                  <m:t>3</m:t>
-                </m:r>
-              </m:sub>
-            </m:sSub>
+          </m:sub>
+        </m:sSub>
+        <m:r>
+          <m:rPr>
+            <m:sty m:val="p"/>
+          </m:rPr>
+          <m:t>)</m:t>
+        </m:r>
+        <m:r>
+          <m:rPr>
+            <m:sty m:val="p"/>
+          </m:rPr>
+          <m:t>=</m:t>
+        </m:r>
+        <m:r>
+          <m:t>0.5</m:t>
+        </m:r>
+      </m:oMath>
+      <w:r>
+        <w:t xml:space="preserve">,</w:t>
+      </w:r>
+      <w:r>
+        <w:t xml:space="preserve"> </w:t>
+      </w:r>
+      <m:oMath>
+        <m:r>
+          <m:rPr>
+            <m:scr m:val="double-struck"/>
+            <m:sty m:val="p"/>
+          </m:rPr>
+          <m:t>P</m:t>
+        </m:r>
+        <m:r>
+          <m:rPr>
+            <m:sty m:val="p"/>
+          </m:rPr>
+          <m:t>(</m:t>
+        </m:r>
+        <m:r>
+          <m:rPr>
+            <m:nor/>
+            <m:scr m:val="sans-serif"/>
+            <m:sty m:val="p"/>
+          </m:rPr>
+          <m:t>Defective</m:t>
+        </m:r>
+        <m:r>
+          <m:rPr>
+            <m:sty m:val="p"/>
+          </m:rPr>
+          <m:t>∣</m:t>
+        </m:r>
+        <m:sSub>
+          <m:e>
+            <m:r>
+              <m:t>F</m:t>
+            </m:r>
           </m:e>
-        </m:d>
+          <m:sub>
+            <m:r>
+              <m:t>3</m:t>
+            </m:r>
+          </m:sub>
+        </m:sSub>
+        <m:r>
+          <m:rPr>
+            <m:sty m:val="p"/>
+          </m:rPr>
+          <m:t>)</m:t>
+        </m:r>
         <m:r>
           <m:rPr>
             <m:sty m:val="p"/>
@@ -1418,125 +1466,139 @@
         <m:oMath>
           <m:r>
             <m:rPr>
-              <m:sty m:val="p"/>
               <m:scr m:val="double-struck"/>
+              <m:sty m:val="p"/>
             </m:rPr>
             <m:t>P</m:t>
           </m:r>
-          <m:d>
-            <m:dPr>
-              <m:begChr m:val="("/>
-              <m:sepChr m:val=""/>
-              <m:endChr m:val=")"/>
-              <m:grow/>
-            </m:dPr>
-            <m:e>
-              <m:r>
-                <m:rPr>
-                  <m:nor/>
-                  <m:sty m:val="p"/>
-                  <m:scr m:val="sans-serif"/>
-                </m:rPr>
-                <m:t>Defective</m:t>
-              </m:r>
-            </m:e>
-          </m:d>
+          <m:r>
+            <m:rPr>
+              <m:sty m:val="p"/>
+            </m:rPr>
+            <m:t>(</m:t>
+          </m:r>
+          <m:r>
+            <m:rPr>
+              <m:nor/>
+              <m:scr m:val="sans-serif"/>
+              <m:sty m:val="p"/>
+            </m:rPr>
+            <m:t>Defective</m:t>
+          </m:r>
+          <m:r>
+            <m:rPr>
+              <m:sty m:val="p"/>
+            </m:rPr>
+            <m:t>)</m:t>
+          </m:r>
           <m:r>
             <m:rPr>
               <m:sty m:val="p"/>
             </m:rPr>
             <m:t>=</m:t>
           </m:r>
-          <m:d>
-            <m:dPr>
-              <m:begChr m:val="("/>
-              <m:sepChr m:val=""/>
-              <m:endChr m:val=")"/>
-              <m:grow/>
-            </m:dPr>
-            <m:e>
-              <m:r>
-                <m:t>0.2</m:t>
-              </m:r>
-            </m:e>
-          </m:d>
-          <m:d>
-            <m:dPr>
-              <m:begChr m:val="("/>
-              <m:sepChr m:val=""/>
-              <m:endChr m:val=")"/>
-              <m:grow/>
-            </m:dPr>
-            <m:e>
-              <m:r>
-                <m:t>0.05</m:t>
-              </m:r>
-            </m:e>
-          </m:d>
+          <m:r>
+            <m:rPr>
+              <m:sty m:val="p"/>
+            </m:rPr>
+            <m:t>(</m:t>
+          </m:r>
+          <m:r>
+            <m:t>0.2</m:t>
+          </m:r>
+          <m:r>
+            <m:rPr>
+              <m:sty m:val="p"/>
+            </m:rPr>
+            <m:t>)</m:t>
+          </m:r>
+          <m:r>
+            <m:rPr>
+              <m:sty m:val="p"/>
+            </m:rPr>
+            <m:t>(</m:t>
+          </m:r>
+          <m:r>
+            <m:t>0.05</m:t>
+          </m:r>
+          <m:r>
+            <m:rPr>
+              <m:sty m:val="p"/>
+            </m:rPr>
+            <m:t>)</m:t>
+          </m:r>
           <m:r>
             <m:rPr>
               <m:sty m:val="p"/>
             </m:rPr>
             <m:t>+</m:t>
           </m:r>
-          <m:d>
-            <m:dPr>
-              <m:begChr m:val="("/>
-              <m:sepChr m:val=""/>
-              <m:endChr m:val=")"/>
-              <m:grow/>
-            </m:dPr>
-            <m:e>
-              <m:r>
-                <m:t>0.3</m:t>
-              </m:r>
-            </m:e>
-          </m:d>
-          <m:d>
-            <m:dPr>
-              <m:begChr m:val="("/>
-              <m:sepChr m:val=""/>
-              <m:endChr m:val=")"/>
-              <m:grow/>
-            </m:dPr>
-            <m:e>
-              <m:r>
-                <m:t>0.02</m:t>
-              </m:r>
-            </m:e>
-          </m:d>
+          <m:r>
+            <m:rPr>
+              <m:sty m:val="p"/>
+            </m:rPr>
+            <m:t>(</m:t>
+          </m:r>
+          <m:r>
+            <m:t>0.3</m:t>
+          </m:r>
+          <m:r>
+            <m:rPr>
+              <m:sty m:val="p"/>
+            </m:rPr>
+            <m:t>)</m:t>
+          </m:r>
+          <m:r>
+            <m:rPr>
+              <m:sty m:val="p"/>
+            </m:rPr>
+            <m:t>(</m:t>
+          </m:r>
+          <m:r>
+            <m:t>0.02</m:t>
+          </m:r>
+          <m:r>
+            <m:rPr>
+              <m:sty m:val="p"/>
+            </m:rPr>
+            <m:t>)</m:t>
+          </m:r>
           <m:r>
             <m:rPr>
               <m:sty m:val="p"/>
             </m:rPr>
             <m:t>+</m:t>
           </m:r>
-          <m:d>
-            <m:dPr>
-              <m:begChr m:val="("/>
-              <m:sepChr m:val=""/>
-              <m:endChr m:val=")"/>
-              <m:grow/>
-            </m:dPr>
-            <m:e>
-              <m:r>
-                <m:t>0.5</m:t>
-              </m:r>
-            </m:e>
-          </m:d>
-          <m:d>
-            <m:dPr>
-              <m:begChr m:val="("/>
-              <m:sepChr m:val=""/>
-              <m:endChr m:val=")"/>
-              <m:grow/>
-            </m:dPr>
-            <m:e>
-              <m:r>
-                <m:t>0.01</m:t>
-              </m:r>
-            </m:e>
-          </m:d>
+          <m:r>
+            <m:rPr>
+              <m:sty m:val="p"/>
+            </m:rPr>
+            <m:t>(</m:t>
+          </m:r>
+          <m:r>
+            <m:t>0.5</m:t>
+          </m:r>
+          <m:r>
+            <m:rPr>
+              <m:sty m:val="p"/>
+            </m:rPr>
+            <m:t>)</m:t>
+          </m:r>
+          <m:r>
+            <m:rPr>
+              <m:sty m:val="p"/>
+            </m:rPr>
+            <m:t>(</m:t>
+          </m:r>
+          <m:r>
+            <m:t>0.01</m:t>
+          </m:r>
+          <m:r>
+            <m:rPr>
+              <m:sty m:val="p"/>
+            </m:rPr>
+            <m:t>)</m:t>
+          </m:r>
           <m:r>
             <m:rPr>
               <m:sty m:val="p"/>
@@ -1595,8 +1657,8 @@
         <w:t xml:space="preserve">.</w:t>
       </w:r>
     </w:p>
-    <w:bookmarkEnd w:id="23"/>
-    <w:bookmarkStart w:id="24" w:name="section-3"/>
+    <w:bookmarkEnd w:id="12"/>
+    <w:bookmarkStart w:id="13" w:name="section-3"/>
     <w:p>
       <w:pPr>
         <w:pStyle w:val="Heading4"/>
@@ -1624,29 +1686,31 @@
       <m:oMath>
         <m:r>
           <m:rPr>
-            <m:sty m:val="p"/>
             <m:scr m:val="double-struck"/>
+            <m:sty m:val="p"/>
           </m:rPr>
           <m:t>P</m:t>
         </m:r>
-        <m:d>
-          <m:dPr>
-            <m:begChr m:val="("/>
-            <m:sepChr m:val=""/>
-            <m:endChr m:val=")"/>
-            <m:grow/>
-          </m:dPr>
-          <m:e>
-            <m:r>
-              <m:rPr>
-                <m:nor/>
-                <m:sty m:val="p"/>
-                <m:scr m:val="sans-serif"/>
-              </m:rPr>
-              <m:t>Home</m:t>
-            </m:r>
-          </m:e>
-        </m:d>
+        <m:r>
+          <m:rPr>
+            <m:sty m:val="p"/>
+          </m:rPr>
+          <m:t>(</m:t>
+        </m:r>
+        <m:r>
+          <m:rPr>
+            <m:nor/>
+            <m:scr m:val="sans-serif"/>
+            <m:sty m:val="p"/>
+          </m:rPr>
+          <m:t>Home</m:t>
+        </m:r>
+        <m:r>
+          <m:rPr>
+            <m:sty m:val="p"/>
+          </m:rPr>
+          <m:t>)</m:t>
+        </m:r>
         <m:r>
           <m:rPr>
             <m:sty m:val="p"/>
@@ -1666,43 +1730,45 @@
       <m:oMath>
         <m:r>
           <m:rPr>
-            <m:sty m:val="p"/>
             <m:scr m:val="double-struck"/>
+            <m:sty m:val="p"/>
           </m:rPr>
           <m:t>P</m:t>
         </m:r>
-        <m:d>
-          <m:dPr>
-            <m:begChr m:val="("/>
-            <m:sepChr m:val=""/>
-            <m:endChr m:val=")"/>
-            <m:grow/>
-          </m:dPr>
-          <m:e>
-            <m:r>
-              <m:rPr>
-                <m:nor/>
-                <m:sty m:val="p"/>
-                <m:scr m:val="sans-serif"/>
-              </m:rPr>
-              <m:t>Complete</m:t>
-            </m:r>
-            <m:r>
-              <m:rPr>
-                <m:sty m:val="p"/>
-              </m:rPr>
-              <m:t>∣</m:t>
-            </m:r>
-            <m:r>
-              <m:rPr>
-                <m:nor/>
-                <m:sty m:val="p"/>
-                <m:scr m:val="sans-serif"/>
-              </m:rPr>
-              <m:t>Home</m:t>
-            </m:r>
-          </m:e>
-        </m:d>
+        <m:r>
+          <m:rPr>
+            <m:sty m:val="p"/>
+          </m:rPr>
+          <m:t>(</m:t>
+        </m:r>
+        <m:r>
+          <m:rPr>
+            <m:nor/>
+            <m:scr m:val="sans-serif"/>
+            <m:sty m:val="p"/>
+          </m:rPr>
+          <m:t>Complete</m:t>
+        </m:r>
+        <m:r>
+          <m:rPr>
+            <m:sty m:val="p"/>
+          </m:rPr>
+          <m:t>∣</m:t>
+        </m:r>
+        <m:r>
+          <m:rPr>
+            <m:nor/>
+            <m:scr m:val="sans-serif"/>
+            <m:sty m:val="p"/>
+          </m:rPr>
+          <m:t>Home</m:t>
+        </m:r>
+        <m:r>
+          <m:rPr>
+            <m:sty m:val="p"/>
+          </m:rPr>
+          <m:t>)</m:t>
+        </m:r>
         <m:r>
           <m:rPr>
             <m:sty m:val="p"/>
@@ -1728,29 +1794,31 @@
       <m:oMath>
         <m:r>
           <m:rPr>
-            <m:sty m:val="p"/>
             <m:scr m:val="double-struck"/>
+            <m:sty m:val="p"/>
           </m:rPr>
           <m:t>P</m:t>
         </m:r>
-        <m:d>
-          <m:dPr>
-            <m:begChr m:val="("/>
-            <m:sepChr m:val=""/>
-            <m:endChr m:val=")"/>
-            <m:grow/>
-          </m:dPr>
-          <m:e>
-            <m:r>
-              <m:rPr>
-                <m:nor/>
-                <m:sty m:val="p"/>
-                <m:scr m:val="sans-serif"/>
-              </m:rPr>
-              <m:t>Library</m:t>
-            </m:r>
-          </m:e>
-        </m:d>
+        <m:r>
+          <m:rPr>
+            <m:sty m:val="p"/>
+          </m:rPr>
+          <m:t>(</m:t>
+        </m:r>
+        <m:r>
+          <m:rPr>
+            <m:nor/>
+            <m:scr m:val="sans-serif"/>
+            <m:sty m:val="p"/>
+          </m:rPr>
+          <m:t>Library</m:t>
+        </m:r>
+        <m:r>
+          <m:rPr>
+            <m:sty m:val="p"/>
+          </m:rPr>
+          <m:t>)</m:t>
+        </m:r>
         <m:r>
           <m:rPr>
             <m:sty m:val="p"/>
@@ -1770,43 +1838,45 @@
       <m:oMath>
         <m:r>
           <m:rPr>
-            <m:sty m:val="p"/>
             <m:scr m:val="double-struck"/>
+            <m:sty m:val="p"/>
           </m:rPr>
           <m:t>P</m:t>
         </m:r>
-        <m:d>
-          <m:dPr>
-            <m:begChr m:val="("/>
-            <m:sepChr m:val=""/>
-            <m:endChr m:val=")"/>
-            <m:grow/>
-          </m:dPr>
-          <m:e>
-            <m:r>
-              <m:rPr>
-                <m:nor/>
-                <m:sty m:val="p"/>
-                <m:scr m:val="sans-serif"/>
-              </m:rPr>
-              <m:t>Complete</m:t>
-            </m:r>
-            <m:r>
-              <m:rPr>
-                <m:sty m:val="p"/>
-              </m:rPr>
-              <m:t>∣</m:t>
-            </m:r>
-            <m:r>
-              <m:rPr>
-                <m:nor/>
-                <m:sty m:val="p"/>
-                <m:scr m:val="sans-serif"/>
-              </m:rPr>
-              <m:t>Library</m:t>
-            </m:r>
-          </m:e>
-        </m:d>
+        <m:r>
+          <m:rPr>
+            <m:sty m:val="p"/>
+          </m:rPr>
+          <m:t>(</m:t>
+        </m:r>
+        <m:r>
+          <m:rPr>
+            <m:nor/>
+            <m:scr m:val="sans-serif"/>
+            <m:sty m:val="p"/>
+          </m:rPr>
+          <m:t>Complete</m:t>
+        </m:r>
+        <m:r>
+          <m:rPr>
+            <m:sty m:val="p"/>
+          </m:rPr>
+          <m:t>∣</m:t>
+        </m:r>
+        <m:r>
+          <m:rPr>
+            <m:nor/>
+            <m:scr m:val="sans-serif"/>
+            <m:sty m:val="p"/>
+          </m:rPr>
+          <m:t>Library</m:t>
+        </m:r>
+        <m:r>
+          <m:rPr>
+            <m:sty m:val="p"/>
+          </m:rPr>
+          <m:t>)</m:t>
+        </m:r>
         <m:r>
           <m:rPr>
             <m:sty m:val="p"/>
@@ -1832,29 +1902,31 @@
       <m:oMath>
         <m:r>
           <m:rPr>
-            <m:sty m:val="p"/>
             <m:scr m:val="double-struck"/>
+            <m:sty m:val="p"/>
           </m:rPr>
           <m:t>P</m:t>
         </m:r>
-        <m:d>
-          <m:dPr>
-            <m:begChr m:val="("/>
-            <m:sepChr m:val=""/>
-            <m:endChr m:val=")"/>
-            <m:grow/>
-          </m:dPr>
-          <m:e>
-            <m:r>
-              <m:rPr>
-                <m:nor/>
-                <m:sty m:val="p"/>
-                <m:scr m:val="sans-serif"/>
-              </m:rPr>
-              <m:t>Café</m:t>
-            </m:r>
-          </m:e>
-        </m:d>
+        <m:r>
+          <m:rPr>
+            <m:sty m:val="p"/>
+          </m:rPr>
+          <m:t>(</m:t>
+        </m:r>
+        <m:r>
+          <m:rPr>
+            <m:nor/>
+            <m:scr m:val="sans-serif"/>
+            <m:sty m:val="p"/>
+          </m:rPr>
+          <m:t>Café</m:t>
+        </m:r>
+        <m:r>
+          <m:rPr>
+            <m:sty m:val="p"/>
+          </m:rPr>
+          <m:t>)</m:t>
+        </m:r>
         <m:r>
           <m:rPr>
             <m:sty m:val="p"/>
@@ -1874,43 +1946,45 @@
       <m:oMath>
         <m:r>
           <m:rPr>
-            <m:sty m:val="p"/>
             <m:scr m:val="double-struck"/>
+            <m:sty m:val="p"/>
           </m:rPr>
           <m:t>P</m:t>
         </m:r>
-        <m:d>
-          <m:dPr>
-            <m:begChr m:val="("/>
-            <m:sepChr m:val=""/>
-            <m:endChr m:val=")"/>
-            <m:grow/>
-          </m:dPr>
-          <m:e>
-            <m:r>
-              <m:rPr>
-                <m:nor/>
-                <m:sty m:val="p"/>
-                <m:scr m:val="sans-serif"/>
-              </m:rPr>
-              <m:t>Complete</m:t>
-            </m:r>
-            <m:r>
-              <m:rPr>
-                <m:sty m:val="p"/>
-              </m:rPr>
-              <m:t>∣</m:t>
-            </m:r>
-            <m:r>
-              <m:rPr>
-                <m:nor/>
-                <m:sty m:val="p"/>
-                <m:scr m:val="sans-serif"/>
-              </m:rPr>
-              <m:t>Café</m:t>
-            </m:r>
-          </m:e>
-        </m:d>
+        <m:r>
+          <m:rPr>
+            <m:sty m:val="p"/>
+          </m:rPr>
+          <m:t>(</m:t>
+        </m:r>
+        <m:r>
+          <m:rPr>
+            <m:nor/>
+            <m:scr m:val="sans-serif"/>
+            <m:sty m:val="p"/>
+          </m:rPr>
+          <m:t>Complete</m:t>
+        </m:r>
+        <m:r>
+          <m:rPr>
+            <m:sty m:val="p"/>
+          </m:rPr>
+          <m:t>∣</m:t>
+        </m:r>
+        <m:r>
+          <m:rPr>
+            <m:nor/>
+            <m:scr m:val="sans-serif"/>
+            <m:sty m:val="p"/>
+          </m:rPr>
+          <m:t>Café</m:t>
+        </m:r>
+        <m:r>
+          <m:rPr>
+            <m:sty m:val="p"/>
+          </m:rPr>
+          <m:t>)</m:t>
+        </m:r>
         <m:r>
           <m:rPr>
             <m:sty m:val="p"/>
@@ -1941,125 +2015,139 @@
         <m:oMath>
           <m:r>
             <m:rPr>
-              <m:sty m:val="p"/>
               <m:scr m:val="double-struck"/>
+              <m:sty m:val="p"/>
             </m:rPr>
             <m:t>P</m:t>
           </m:r>
-          <m:d>
-            <m:dPr>
-              <m:begChr m:val="("/>
-              <m:sepChr m:val=""/>
-              <m:endChr m:val=")"/>
-              <m:grow/>
-            </m:dPr>
-            <m:e>
-              <m:r>
-                <m:rPr>
-                  <m:nor/>
-                  <m:sty m:val="p"/>
-                  <m:scr m:val="sans-serif"/>
-                </m:rPr>
-                <m:t>Complete</m:t>
-              </m:r>
-            </m:e>
-          </m:d>
+          <m:r>
+            <m:rPr>
+              <m:sty m:val="p"/>
+            </m:rPr>
+            <m:t>(</m:t>
+          </m:r>
+          <m:r>
+            <m:rPr>
+              <m:nor/>
+              <m:scr m:val="sans-serif"/>
+              <m:sty m:val="p"/>
+            </m:rPr>
+            <m:t>Complete</m:t>
+          </m:r>
+          <m:r>
+            <m:rPr>
+              <m:sty m:val="p"/>
+            </m:rPr>
+            <m:t>)</m:t>
+          </m:r>
           <m:r>
             <m:rPr>
               <m:sty m:val="p"/>
             </m:rPr>
             <m:t>=</m:t>
           </m:r>
-          <m:d>
-            <m:dPr>
-              <m:begChr m:val="("/>
-              <m:sepChr m:val=""/>
-              <m:endChr m:val=")"/>
-              <m:grow/>
-            </m:dPr>
-            <m:e>
-              <m:r>
-                <m:t>0.5</m:t>
-              </m:r>
-            </m:e>
-          </m:d>
-          <m:d>
-            <m:dPr>
-              <m:begChr m:val="("/>
-              <m:sepChr m:val=""/>
-              <m:endChr m:val=")"/>
-              <m:grow/>
-            </m:dPr>
-            <m:e>
-              <m:r>
-                <m:t>0.7</m:t>
-              </m:r>
-            </m:e>
-          </m:d>
+          <m:r>
+            <m:rPr>
+              <m:sty m:val="p"/>
+            </m:rPr>
+            <m:t>(</m:t>
+          </m:r>
+          <m:r>
+            <m:t>0.5</m:t>
+          </m:r>
+          <m:r>
+            <m:rPr>
+              <m:sty m:val="p"/>
+            </m:rPr>
+            <m:t>)</m:t>
+          </m:r>
+          <m:r>
+            <m:rPr>
+              <m:sty m:val="p"/>
+            </m:rPr>
+            <m:t>(</m:t>
+          </m:r>
+          <m:r>
+            <m:t>0.7</m:t>
+          </m:r>
+          <m:r>
+            <m:rPr>
+              <m:sty m:val="p"/>
+            </m:rPr>
+            <m:t>)</m:t>
+          </m:r>
           <m:r>
             <m:rPr>
               <m:sty m:val="p"/>
             </m:rPr>
             <m:t>+</m:t>
           </m:r>
-          <m:d>
-            <m:dPr>
-              <m:begChr m:val="("/>
-              <m:sepChr m:val=""/>
-              <m:endChr m:val=")"/>
-              <m:grow/>
-            </m:dPr>
-            <m:e>
-              <m:r>
-                <m:t>0.3</m:t>
-              </m:r>
-            </m:e>
-          </m:d>
-          <m:d>
-            <m:dPr>
-              <m:begChr m:val="("/>
-              <m:sepChr m:val=""/>
-              <m:endChr m:val=")"/>
-              <m:grow/>
-            </m:dPr>
-            <m:e>
-              <m:r>
-                <m:t>0.9</m:t>
-              </m:r>
-            </m:e>
-          </m:d>
+          <m:r>
+            <m:rPr>
+              <m:sty m:val="p"/>
+            </m:rPr>
+            <m:t>(</m:t>
+          </m:r>
+          <m:r>
+            <m:t>0.3</m:t>
+          </m:r>
+          <m:r>
+            <m:rPr>
+              <m:sty m:val="p"/>
+            </m:rPr>
+            <m:t>)</m:t>
+          </m:r>
+          <m:r>
+            <m:rPr>
+              <m:sty m:val="p"/>
+            </m:rPr>
+            <m:t>(</m:t>
+          </m:r>
+          <m:r>
+            <m:t>0.9</m:t>
+          </m:r>
+          <m:r>
+            <m:rPr>
+              <m:sty m:val="p"/>
+            </m:rPr>
+            <m:t>)</m:t>
+          </m:r>
           <m:r>
             <m:rPr>
               <m:sty m:val="p"/>
             </m:rPr>
             <m:t>+</m:t>
           </m:r>
-          <m:d>
-            <m:dPr>
-              <m:begChr m:val="("/>
-              <m:sepChr m:val=""/>
-              <m:endChr m:val=")"/>
-              <m:grow/>
-            </m:dPr>
-            <m:e>
-              <m:r>
-                <m:t>0.2</m:t>
-              </m:r>
-            </m:e>
-          </m:d>
-          <m:d>
-            <m:dPr>
-              <m:begChr m:val="("/>
-              <m:sepChr m:val=""/>
-              <m:endChr m:val=")"/>
-              <m:grow/>
-            </m:dPr>
-            <m:e>
-              <m:r>
-                <m:t>0.6</m:t>
-              </m:r>
-            </m:e>
-          </m:d>
+          <m:r>
+            <m:rPr>
+              <m:sty m:val="p"/>
+            </m:rPr>
+            <m:t>(</m:t>
+          </m:r>
+          <m:r>
+            <m:t>0.2</m:t>
+          </m:r>
+          <m:r>
+            <m:rPr>
+              <m:sty m:val="p"/>
+            </m:rPr>
+            <m:t>)</m:t>
+          </m:r>
+          <m:r>
+            <m:rPr>
+              <m:sty m:val="p"/>
+            </m:rPr>
+            <m:t>(</m:t>
+          </m:r>
+          <m:r>
+            <m:t>0.6</m:t>
+          </m:r>
+          <m:r>
+            <m:rPr>
+              <m:sty m:val="p"/>
+            </m:rPr>
+            <m:t>)</m:t>
+          </m:r>
           <m:r>
             <m:rPr>
               <m:sty m:val="p"/>
@@ -2118,9 +2206,9 @@
         <w:t xml:space="preserve">.</w:t>
       </w:r>
     </w:p>
-    <w:bookmarkEnd w:id="24"/>
-    <w:bookmarkEnd w:id="25"/>
-    <w:bookmarkStart w:id="30" w:name="q2"/>
+    <w:bookmarkEnd w:id="13"/>
+    <w:bookmarkEnd w:id="14"/>
+    <w:bookmarkStart w:id="19" w:name="q2"/>
     <w:p>
       <w:pPr>
         <w:pStyle w:val="Heading2"/>
@@ -2129,7 +2217,7 @@
         <w:t xml:space="preserve">Q2</w:t>
       </w:r>
     </w:p>
-    <w:bookmarkStart w:id="26" w:name="section-4"/>
+    <w:bookmarkStart w:id="15" w:name="section-4"/>
     <w:p>
       <w:pPr>
         <w:pStyle w:val="Heading4"/>
@@ -2157,24 +2245,26 @@
       <m:oMath>
         <m:r>
           <m:rPr>
-            <m:sty m:val="p"/>
             <m:scr m:val="double-struck"/>
+            <m:sty m:val="p"/>
           </m:rPr>
           <m:t>P</m:t>
         </m:r>
-        <m:d>
-          <m:dPr>
-            <m:begChr m:val="("/>
-            <m:sepChr m:val=""/>
-            <m:endChr m:val=")"/>
-            <m:grow/>
-          </m:dPr>
-          <m:e>
-            <m:r>
-              <m:t>D</m:t>
-            </m:r>
-          </m:e>
-        </m:d>
+        <m:r>
+          <m:rPr>
+            <m:sty m:val="p"/>
+          </m:rPr>
+          <m:t>(</m:t>
+        </m:r>
+        <m:r>
+          <m:t>D</m:t>
+        </m:r>
+        <m:r>
+          <m:rPr>
+            <m:sty m:val="p"/>
+          </m:rPr>
+          <m:t>)</m:t>
+        </m:r>
         <m:r>
           <m:rPr>
             <m:sty m:val="p"/>
@@ -2200,38 +2290,40 @@
       <m:oMath>
         <m:r>
           <m:rPr>
-            <m:sty m:val="p"/>
             <m:scr m:val="double-struck"/>
+            <m:sty m:val="p"/>
           </m:rPr>
           <m:t>P</m:t>
         </m:r>
-        <m:d>
-          <m:dPr>
-            <m:begChr m:val="("/>
-            <m:sepChr m:val=""/>
-            <m:endChr m:val=")"/>
-            <m:grow/>
-          </m:dPr>
-          <m:e>
-            <m:r>
-              <m:rPr>
-                <m:nor/>
-                <m:sty m:val="p"/>
-                <m:scr m:val="sans-serif"/>
-              </m:rPr>
-              <m:t>Pos</m:t>
-            </m:r>
-            <m:r>
-              <m:rPr>
-                <m:sty m:val="p"/>
-              </m:rPr>
-              <m:t>∣</m:t>
-            </m:r>
-            <m:r>
-              <m:t>D</m:t>
-            </m:r>
-          </m:e>
-        </m:d>
+        <m:r>
+          <m:rPr>
+            <m:sty m:val="p"/>
+          </m:rPr>
+          <m:t>(</m:t>
+        </m:r>
+        <m:r>
+          <m:rPr>
+            <m:nor/>
+            <m:scr m:val="sans-serif"/>
+            <m:sty m:val="p"/>
+          </m:rPr>
+          <m:t>Pos</m:t>
+        </m:r>
+        <m:r>
+          <m:rPr>
+            <m:sty m:val="p"/>
+          </m:rPr>
+          <m:t>∣</m:t>
+        </m:r>
+        <m:r>
+          <m:t>D</m:t>
+        </m:r>
+        <m:r>
+          <m:rPr>
+            <m:sty m:val="p"/>
+          </m:rPr>
+          <m:t>)</m:t>
+        </m:r>
         <m:r>
           <m:rPr>
             <m:sty m:val="p"/>
@@ -2257,44 +2349,46 @@
       <m:oMath>
         <m:r>
           <m:rPr>
-            <m:sty m:val="p"/>
             <m:scr m:val="double-struck"/>
+            <m:sty m:val="p"/>
           </m:rPr>
           <m:t>P</m:t>
         </m:r>
-        <m:d>
-          <m:dPr>
-            <m:begChr m:val="("/>
-            <m:sepChr m:val=""/>
-            <m:endChr m:val=")"/>
-            <m:grow/>
-          </m:dPr>
-          <m:e>
-            <m:r>
-              <m:rPr>
-                <m:nor/>
-                <m:sty m:val="p"/>
-                <m:scr m:val="sans-serif"/>
-              </m:rPr>
-              <m:t>Pos</m:t>
-            </m:r>
-            <m:r>
-              <m:rPr>
-                <m:sty m:val="p"/>
-              </m:rPr>
-              <m:t>∣</m:t>
-            </m:r>
-            <m:r>
-              <m:rPr>
-                <m:sty m:val="p"/>
-              </m:rPr>
-              <m:t>¬</m:t>
-            </m:r>
-            <m:r>
-              <m:t>D</m:t>
-            </m:r>
-          </m:e>
-        </m:d>
+        <m:r>
+          <m:rPr>
+            <m:sty m:val="p"/>
+          </m:rPr>
+          <m:t>(</m:t>
+        </m:r>
+        <m:r>
+          <m:rPr>
+            <m:nor/>
+            <m:scr m:val="sans-serif"/>
+            <m:sty m:val="p"/>
+          </m:rPr>
+          <m:t>Pos</m:t>
+        </m:r>
+        <m:r>
+          <m:rPr>
+            <m:sty m:val="p"/>
+          </m:rPr>
+          <m:t>∣</m:t>
+        </m:r>
+        <m:r>
+          <m:rPr>
+            <m:sty m:val="p"/>
+          </m:rPr>
+          <m:t>¬</m:t>
+        </m:r>
+        <m:r>
+          <m:t>D</m:t>
+        </m:r>
+        <m:r>
+          <m:rPr>
+            <m:sty m:val="p"/>
+          </m:rPr>
+          <m:t>)</m:t>
+        </m:r>
         <m:r>
           <m:rPr>
             <m:sty m:val="p"/>
@@ -2343,30 +2437,32 @@
       <m:oMath>
         <m:r>
           <m:rPr>
-            <m:sty m:val="p"/>
             <m:scr m:val="double-struck"/>
+            <m:sty m:val="p"/>
           </m:rPr>
           <m:t>P</m:t>
         </m:r>
-        <m:d>
-          <m:dPr>
-            <m:begChr m:val="("/>
-            <m:sepChr m:val=""/>
-            <m:endChr m:val=")"/>
-            <m:grow/>
-          </m:dPr>
-          <m:e>
-            <m:r>
-              <m:rPr>
-                <m:sty m:val="p"/>
-              </m:rPr>
-              <m:t>¬</m:t>
-            </m:r>
-            <m:r>
-              <m:t>D</m:t>
-            </m:r>
-          </m:e>
-        </m:d>
+        <m:r>
+          <m:rPr>
+            <m:sty m:val="p"/>
+          </m:rPr>
+          <m:t>(</m:t>
+        </m:r>
+        <m:r>
+          <m:rPr>
+            <m:sty m:val="p"/>
+          </m:rPr>
+          <m:t>¬</m:t>
+        </m:r>
+        <m:r>
+          <m:t>D</m:t>
+        </m:r>
+        <m:r>
+          <m:rPr>
+            <m:sty m:val="p"/>
+          </m:rPr>
+          <m:t>)</m:t>
+        </m:r>
         <m:r>
           <m:rPr>
             <m:sty m:val="p"/>
@@ -2397,93 +2493,103 @@
         <m:oMath>
           <m:r>
             <m:rPr>
-              <m:sty m:val="p"/>
               <m:scr m:val="double-struck"/>
+              <m:sty m:val="p"/>
             </m:rPr>
             <m:t>P</m:t>
           </m:r>
-          <m:d>
-            <m:dPr>
-              <m:begChr m:val="("/>
-              <m:sepChr m:val=""/>
-              <m:endChr m:val=")"/>
-              <m:grow/>
-            </m:dPr>
-            <m:e>
-              <m:r>
-                <m:rPr>
-                  <m:nor/>
-                  <m:sty m:val="p"/>
-                  <m:scr m:val="sans-serif"/>
-                </m:rPr>
-                <m:t>Pos</m:t>
-              </m:r>
-            </m:e>
-          </m:d>
+          <m:r>
+            <m:rPr>
+              <m:sty m:val="p"/>
+            </m:rPr>
+            <m:t>(</m:t>
+          </m:r>
+          <m:r>
+            <m:rPr>
+              <m:nor/>
+              <m:scr m:val="sans-serif"/>
+              <m:sty m:val="p"/>
+            </m:rPr>
+            <m:t>Pos</m:t>
+          </m:r>
+          <m:r>
+            <m:rPr>
+              <m:sty m:val="p"/>
+            </m:rPr>
+            <m:t>)</m:t>
+          </m:r>
           <m:r>
             <m:rPr>
               <m:sty m:val="p"/>
             </m:rPr>
             <m:t>=</m:t>
           </m:r>
-          <m:d>
-            <m:dPr>
-              <m:begChr m:val="("/>
-              <m:sepChr m:val=""/>
-              <m:endChr m:val=")"/>
-              <m:grow/>
-            </m:dPr>
-            <m:e>
-              <m:r>
-                <m:t>0.02</m:t>
-              </m:r>
-            </m:e>
-          </m:d>
-          <m:d>
-            <m:dPr>
-              <m:begChr m:val="("/>
-              <m:sepChr m:val=""/>
-              <m:endChr m:val=")"/>
-              <m:grow/>
-            </m:dPr>
-            <m:e>
-              <m:r>
-                <m:t>0.95</m:t>
-              </m:r>
-            </m:e>
-          </m:d>
+          <m:r>
+            <m:rPr>
+              <m:sty m:val="p"/>
+            </m:rPr>
+            <m:t>(</m:t>
+          </m:r>
+          <m:r>
+            <m:t>0.02</m:t>
+          </m:r>
+          <m:r>
+            <m:rPr>
+              <m:sty m:val="p"/>
+            </m:rPr>
+            <m:t>)</m:t>
+          </m:r>
+          <m:r>
+            <m:rPr>
+              <m:sty m:val="p"/>
+            </m:rPr>
+            <m:t>(</m:t>
+          </m:r>
+          <m:r>
+            <m:t>0.95</m:t>
+          </m:r>
+          <m:r>
+            <m:rPr>
+              <m:sty m:val="p"/>
+            </m:rPr>
+            <m:t>)</m:t>
+          </m:r>
           <m:r>
             <m:rPr>
               <m:sty m:val="p"/>
             </m:rPr>
             <m:t>+</m:t>
           </m:r>
-          <m:d>
-            <m:dPr>
-              <m:begChr m:val="("/>
-              <m:sepChr m:val=""/>
-              <m:endChr m:val=")"/>
-              <m:grow/>
-            </m:dPr>
-            <m:e>
-              <m:r>
-                <m:t>0.98</m:t>
-              </m:r>
-            </m:e>
-          </m:d>
-          <m:d>
-            <m:dPr>
-              <m:begChr m:val="("/>
-              <m:sepChr m:val=""/>
-              <m:endChr m:val=")"/>
-              <m:grow/>
-            </m:dPr>
-            <m:e>
-              <m:r>
-                <m:t>0.1</m:t>
-              </m:r>
-            </m:e>
-          </m:d>
+          <m:r>
+            <m:rPr>
+              <m:sty m:val="p"/>
+            </m:rPr>
+            <m:t>(</m:t>
+          </m:r>
+          <m:r>
+            <m:t>0.98</m:t>
+          </m:r>
+          <m:r>
+            <m:rPr>
+              <m:sty m:val="p"/>
+            </m:rPr>
+            <m:t>)</m:t>
+          </m:r>
+          <m:r>
+            <m:rPr>
+              <m:sty m:val="p"/>
+            </m:rPr>
+            <m:t>(</m:t>
+          </m:r>
+          <m:r>
+            <m:t>0.1</m:t>
+          </m:r>
+          <m:r>
+            <m:rPr>
+              <m:sty m:val="p"/>
+            </m:rPr>
+            <m:t>)</m:t>
+          </m:r>
           <m:r>
             <m:rPr>
               <m:sty m:val="p"/>
@@ -2533,75 +2639,81 @@
         <m:oMath>
           <m:r>
             <m:rPr>
-              <m:sty m:val="p"/>
               <m:scr m:val="double-struck"/>
+              <m:sty m:val="p"/>
             </m:rPr>
             <m:t>P</m:t>
           </m:r>
-          <m:d>
-            <m:dPr>
-              <m:begChr m:val="("/>
-              <m:sepChr m:val=""/>
-              <m:endChr m:val=")"/>
-              <m:grow/>
-            </m:dPr>
-            <m:e>
+          <m:r>
+            <m:rPr>
+              <m:sty m:val="p"/>
+            </m:rPr>
+            <m:t>(</m:t>
+          </m:r>
+          <m:r>
+            <m:t>D</m:t>
+          </m:r>
+          <m:r>
+            <m:rPr>
+              <m:sty m:val="p"/>
+            </m:rPr>
+            <m:t>∣</m:t>
+          </m:r>
+          <m:r>
+            <m:rPr>
+              <m:nor/>
+              <m:scr m:val="sans-serif"/>
+              <m:sty m:val="p"/>
+            </m:rPr>
+            <m:t>Pos</m:t>
+          </m:r>
+          <m:r>
+            <m:rPr>
+              <m:sty m:val="p"/>
+            </m:rPr>
+            <m:t>)</m:t>
+          </m:r>
+          <m:r>
+            <m:rPr>
+              <m:sty m:val="p"/>
+            </m:rPr>
+            <m:t>=</m:t>
+          </m:r>
+          <m:f>
+            <m:fPr>
+              <m:type m:val="bar"/>
+            </m:fPr>
+            <m:num>
               <m:r>
-                <m:t>D</m:t>
+                <m:rPr>
+                  <m:sty m:val="p"/>
+                </m:rPr>
+                <m:t>(</m:t>
+              </m:r>
+              <m:r>
+                <m:t>0.95</m:t>
               </m:r>
               <m:r>
                 <m:rPr>
                   <m:sty m:val="p"/>
                 </m:rPr>
-                <m:t>∣</m:t>
+                <m:t>)</m:t>
               </m:r>
               <m:r>
                 <m:rPr>
-                  <m:nor/>
                   <m:sty m:val="p"/>
-                  <m:scr m:val="sans-serif"/>
                 </m:rPr>
-                <m:t>Pos</m:t>
+                <m:t>(</m:t>
               </m:r>
-            </m:e>
-          </m:d>
-          <m:r>
-            <m:rPr>
-              <m:sty m:val="p"/>
-            </m:rPr>
-            <m:t>=</m:t>
-          </m:r>
-          <m:f>
-            <m:fPr>
-              <m:type m:val="bar"/>
-            </m:fPr>
-            <m:num>
-              <m:d>
-                <m:dPr>
-                  <m:begChr m:val="("/>
-                  <m:sepChr m:val=""/>
-                  <m:endChr m:val=")"/>
-                  <m:grow/>
-                </m:dPr>
-                <m:e>
-                  <m:r>
-                    <m:t>0.95</m:t>
-                  </m:r>
-                </m:e>
-              </m:d>
-              <m:d>
-                <m:dPr>
-                  <m:begChr m:val="("/>
-                  <m:sepChr m:val=""/>
-                  <m:endChr m:val=")"/>
-                  <m:grow/>
-                </m:dPr>
-                <m:e>
-                  <m:r>
-                    <m:t>0.02</m:t>
-                  </m:r>
-                </m:e>
-              </m:d>
+              <m:r>
+                <m:t>0.02</m:t>
+              </m:r>
+              <m:r>
+                <m:rPr>
+                  <m:sty m:val="p"/>
+                </m:rPr>
+                <m:t>)</m:t>
+              </m:r>
             </m:num>
             <m:den>
               <m:r>
@@ -2640,8 +2752,8 @@
         <w:t xml:space="preserve">. Not a very good test!</w:t>
       </w:r>
     </w:p>
-    <w:bookmarkEnd w:id="26"/>
-    <w:bookmarkStart w:id="27" w:name="section-5"/>
+    <w:bookmarkEnd w:id="15"/>
+    <w:bookmarkStart w:id="16" w:name="section-5"/>
     <w:p>
       <w:pPr>
         <w:pStyle w:val="Heading4"/>
@@ -2669,29 +2781,31 @@
       <m:oMath>
         <m:r>
           <m:rPr>
-            <m:sty m:val="p"/>
             <m:scr m:val="double-struck"/>
+            <m:sty m:val="p"/>
           </m:rPr>
           <m:t>P</m:t>
         </m:r>
-        <m:d>
-          <m:dPr>
-            <m:begChr m:val="("/>
-            <m:sepChr m:val=""/>
-            <m:endChr m:val=")"/>
-            <m:grow/>
-          </m:dPr>
-          <m:e>
-            <m:r>
-              <m:rPr>
-                <m:nor/>
-                <m:sty m:val="p"/>
-                <m:scr m:val="sans-serif"/>
-              </m:rPr>
-              <m:t>Rain</m:t>
-            </m:r>
-          </m:e>
-        </m:d>
+        <m:r>
+          <m:rPr>
+            <m:sty m:val="p"/>
+          </m:rPr>
+          <m:t>(</m:t>
+        </m:r>
+        <m:r>
+          <m:rPr>
+            <m:nor/>
+            <m:scr m:val="sans-serif"/>
+            <m:sty m:val="p"/>
+          </m:rPr>
+          <m:t>Rain</m:t>
+        </m:r>
+        <m:r>
+          <m:rPr>
+            <m:sty m:val="p"/>
+          </m:rPr>
+          <m:t>)</m:t>
+        </m:r>
         <m:r>
           <m:rPr>
             <m:sty m:val="p"/>
@@ -2717,29 +2831,31 @@
       <m:oMath>
         <m:r>
           <m:rPr>
-            <m:sty m:val="p"/>
             <m:scr m:val="double-struck"/>
+            <m:sty m:val="p"/>
           </m:rPr>
           <m:t>P</m:t>
         </m:r>
-        <m:d>
-          <m:dPr>
-            <m:begChr m:val="("/>
-            <m:sepChr m:val=""/>
-            <m:endChr m:val=")"/>
-            <m:grow/>
-          </m:dPr>
-          <m:e>
-            <m:r>
-              <m:rPr>
-                <m:nor/>
-                <m:sty m:val="p"/>
-                <m:scr m:val="sans-serif"/>
-              </m:rPr>
-              <m:t>Dry</m:t>
-            </m:r>
-          </m:e>
-        </m:d>
+        <m:r>
+          <m:rPr>
+            <m:sty m:val="p"/>
+          </m:rPr>
+          <m:t>(</m:t>
+        </m:r>
+        <m:r>
+          <m:rPr>
+            <m:nor/>
+            <m:scr m:val="sans-serif"/>
+            <m:sty m:val="p"/>
+          </m:rPr>
+          <m:t>Dry</m:t>
+        </m:r>
+        <m:r>
+          <m:rPr>
+            <m:sty m:val="p"/>
+          </m:rPr>
+          <m:t>)</m:t>
+        </m:r>
         <m:r>
           <m:rPr>
             <m:sty m:val="p"/>
@@ -2765,38 +2881,40 @@
       <m:oMath>
         <m:r>
           <m:rPr>
-            <m:sty m:val="p"/>
             <m:scr m:val="double-struck"/>
+            <m:sty m:val="p"/>
           </m:rPr>
           <m:t>P</m:t>
         </m:r>
-        <m:d>
-          <m:dPr>
-            <m:begChr m:val="("/>
-            <m:sepChr m:val=""/>
-            <m:endChr m:val=")"/>
-            <m:grow/>
-          </m:dPr>
-          <m:e>
-            <m:r>
-              <m:t>F</m:t>
-            </m:r>
-            <m:r>
-              <m:rPr>
-                <m:sty m:val="p"/>
-              </m:rPr>
-              <m:t>∣</m:t>
-            </m:r>
-            <m:r>
-              <m:rPr>
-                <m:nor/>
-                <m:sty m:val="p"/>
-                <m:scr m:val="sans-serif"/>
-              </m:rPr>
-              <m:t>Rain</m:t>
-            </m:r>
-          </m:e>
-        </m:d>
+        <m:r>
+          <m:rPr>
+            <m:sty m:val="p"/>
+          </m:rPr>
+          <m:t>(</m:t>
+        </m:r>
+        <m:r>
+          <m:t>F</m:t>
+        </m:r>
+        <m:r>
+          <m:rPr>
+            <m:sty m:val="p"/>
+          </m:rPr>
+          <m:t>∣</m:t>
+        </m:r>
+        <m:r>
+          <m:rPr>
+            <m:nor/>
+            <m:scr m:val="sans-serif"/>
+            <m:sty m:val="p"/>
+          </m:rPr>
+          <m:t>Rain</m:t>
+        </m:r>
+        <m:r>
+          <m:rPr>
+            <m:sty m:val="p"/>
+          </m:rPr>
+          <m:t>)</m:t>
+        </m:r>
         <m:r>
           <m:rPr>
             <m:sty m:val="p"/>
@@ -2822,38 +2940,40 @@
       <m:oMath>
         <m:r>
           <m:rPr>
-            <m:sty m:val="p"/>
             <m:scr m:val="double-struck"/>
+            <m:sty m:val="p"/>
           </m:rPr>
           <m:t>P</m:t>
         </m:r>
-        <m:d>
-          <m:dPr>
-            <m:begChr m:val="("/>
-            <m:sepChr m:val=""/>
-            <m:endChr m:val=")"/>
-            <m:grow/>
-          </m:dPr>
-          <m:e>
-            <m:r>
-              <m:t>F</m:t>
-            </m:r>
-            <m:r>
-              <m:rPr>
-                <m:sty m:val="p"/>
-              </m:rPr>
-              <m:t>∣</m:t>
-            </m:r>
-            <m:r>
-              <m:rPr>
-                <m:nor/>
-                <m:sty m:val="p"/>
-                <m:scr m:val="sans-serif"/>
-              </m:rPr>
-              <m:t>Dry</m:t>
-            </m:r>
-          </m:e>
-        </m:d>
+        <m:r>
+          <m:rPr>
+            <m:sty m:val="p"/>
+          </m:rPr>
+          <m:t>(</m:t>
+        </m:r>
+        <m:r>
+          <m:t>F</m:t>
+        </m:r>
+        <m:r>
+          <m:rPr>
+            <m:sty m:val="p"/>
+          </m:rPr>
+          <m:t>∣</m:t>
+        </m:r>
+        <m:r>
+          <m:rPr>
+            <m:nor/>
+            <m:scr m:val="sans-serif"/>
+            <m:sty m:val="p"/>
+          </m:rPr>
+          <m:t>Dry</m:t>
+        </m:r>
+        <m:r>
+          <m:rPr>
+            <m:sty m:val="p"/>
+          </m:rPr>
+          <m:t>)</m:t>
+        </m:r>
         <m:r>
           <m:rPr>
             <m:sty m:val="p"/>
@@ -2884,88 +3004,98 @@
         <m:oMath>
           <m:r>
             <m:rPr>
-              <m:sty m:val="p"/>
               <m:scr m:val="double-struck"/>
+              <m:sty m:val="p"/>
             </m:rPr>
             <m:t>P</m:t>
           </m:r>
-          <m:d>
-            <m:dPr>
-              <m:begChr m:val="("/>
-              <m:sepChr m:val=""/>
-              <m:endChr m:val=")"/>
-              <m:grow/>
-            </m:dPr>
-            <m:e>
-              <m:r>
-                <m:t>F</m:t>
-              </m:r>
-            </m:e>
-          </m:d>
+          <m:r>
+            <m:rPr>
+              <m:sty m:val="p"/>
+            </m:rPr>
+            <m:t>(</m:t>
+          </m:r>
+          <m:r>
+            <m:t>F</m:t>
+          </m:r>
+          <m:r>
+            <m:rPr>
+              <m:sty m:val="p"/>
+            </m:rPr>
+            <m:t>)</m:t>
+          </m:r>
           <m:r>
             <m:rPr>
               <m:sty m:val="p"/>
             </m:rPr>
             <m:t>=</m:t>
           </m:r>
-          <m:d>
-            <m:dPr>
-              <m:begChr m:val="("/>
-              <m:sepChr m:val=""/>
-              <m:endChr m:val=")"/>
-              <m:grow/>
-            </m:dPr>
-            <m:e>
-              <m:r>
-                <m:t>0.4</m:t>
-              </m:r>
-            </m:e>
-          </m:d>
-          <m:d>
-            <m:dPr>
-              <m:begChr m:val="("/>
-              <m:sepChr m:val=""/>
-              <m:endChr m:val=")"/>
-              <m:grow/>
-            </m:dPr>
-            <m:e>
-              <m:r>
-                <m:t>0.8</m:t>
-              </m:r>
-            </m:e>
-          </m:d>
+          <m:r>
+            <m:rPr>
+              <m:sty m:val="p"/>
+            </m:rPr>
+            <m:t>(</m:t>
+          </m:r>
+          <m:r>
+            <m:t>0.4</m:t>
+          </m:r>
+          <m:r>
+            <m:rPr>
+              <m:sty m:val="p"/>
+            </m:rPr>
+            <m:t>)</m:t>
+          </m:r>
+          <m:r>
+            <m:rPr>
+              <m:sty m:val="p"/>
+            </m:rPr>
+            <m:t>(</m:t>
+          </m:r>
+          <m:r>
+            <m:t>0.8</m:t>
+          </m:r>
+          <m:r>
+            <m:rPr>
+              <m:sty m:val="p"/>
+            </m:rPr>
+            <m:t>)</m:t>
+          </m:r>
           <m:r>
             <m:rPr>
               <m:sty m:val="p"/>
             </m:rPr>
             <m:t>+</m:t>
           </m:r>
-          <m:d>
-            <m:dPr>
-              <m:begChr m:val="("/>
-              <m:sepChr m:val=""/>
-              <m:endChr m:val=")"/>
-              <m:grow/>
-            </m:dPr>
-            <m:e>
-              <m:r>
-                <m:t>0.6</m:t>
-              </m:r>
-            </m:e>
-          </m:d>
-          <m:d>
-            <m:dPr>
-              <m:begChr m:val="("/>
-              <m:sepChr m:val=""/>
-              <m:endChr m:val=")"/>
-              <m:grow/>
-            </m:dPr>
-            <m:e>
-              <m:r>
-                <m:t>0.1</m:t>
-              </m:r>
-            </m:e>
-          </m:d>
+          <m:r>
+            <m:rPr>
+              <m:sty m:val="p"/>
+            </m:rPr>
+            <m:t>(</m:t>
+          </m:r>
+          <m:r>
+            <m:t>0.6</m:t>
+          </m:r>
+          <m:r>
+            <m:rPr>
+              <m:sty m:val="p"/>
+            </m:rPr>
+            <m:t>)</m:t>
+          </m:r>
+          <m:r>
+            <m:rPr>
+              <m:sty m:val="p"/>
+            </m:rPr>
+            <m:t>(</m:t>
+          </m:r>
+          <m:r>
+            <m:t>0.1</m:t>
+          </m:r>
+          <m:r>
+            <m:rPr>
+              <m:sty m:val="p"/>
+            </m:rPr>
+            <m:t>)</m:t>
+          </m:r>
           <m:r>
             <m:rPr>
               <m:sty m:val="p"/>
@@ -3015,75 +3145,81 @@
         <m:oMath>
           <m:r>
             <m:rPr>
-              <m:sty m:val="p"/>
               <m:scr m:val="double-struck"/>
+              <m:sty m:val="p"/>
             </m:rPr>
             <m:t>P</m:t>
           </m:r>
-          <m:d>
-            <m:dPr>
-              <m:begChr m:val="("/>
-              <m:sepChr m:val=""/>
-              <m:endChr m:val=")"/>
-              <m:grow/>
-            </m:dPr>
-            <m:e>
+          <m:r>
+            <m:rPr>
+              <m:sty m:val="p"/>
+            </m:rPr>
+            <m:t>(</m:t>
+          </m:r>
+          <m:r>
+            <m:rPr>
+              <m:nor/>
+              <m:scr m:val="sans-serif"/>
+              <m:sty m:val="p"/>
+            </m:rPr>
+            <m:t>Rain</m:t>
+          </m:r>
+          <m:r>
+            <m:rPr>
+              <m:sty m:val="p"/>
+            </m:rPr>
+            <m:t>∣</m:t>
+          </m:r>
+          <m:r>
+            <m:t>F</m:t>
+          </m:r>
+          <m:r>
+            <m:rPr>
+              <m:sty m:val="p"/>
+            </m:rPr>
+            <m:t>)</m:t>
+          </m:r>
+          <m:r>
+            <m:rPr>
+              <m:sty m:val="p"/>
+            </m:rPr>
+            <m:t>=</m:t>
+          </m:r>
+          <m:f>
+            <m:fPr>
+              <m:type m:val="bar"/>
+            </m:fPr>
+            <m:num>
               <m:r>
                 <m:rPr>
-                  <m:nor/>
                   <m:sty m:val="p"/>
-                  <m:scr m:val="sans-serif"/>
                 </m:rPr>
-                <m:t>Rain</m:t>
+                <m:t>(</m:t>
+              </m:r>
+              <m:r>
+                <m:t>0.8</m:t>
               </m:r>
               <m:r>
                 <m:rPr>
                   <m:sty m:val="p"/>
                 </m:rPr>
-                <m:t>∣</m:t>
+                <m:t>)</m:t>
               </m:r>
               <m:r>
-                <m:t>F</m:t>
+                <m:rPr>
+                  <m:sty m:val="p"/>
+                </m:rPr>
+                <m:t>(</m:t>
               </m:r>
-            </m:e>
-          </m:d>
-          <m:r>
-            <m:rPr>
-              <m:sty m:val="p"/>
-            </m:rPr>
-            <m:t>=</m:t>
-          </m:r>
-          <m:f>
-            <m:fPr>
-              <m:type m:val="bar"/>
-            </m:fPr>
-            <m:num>
-              <m:d>
-                <m:dPr>
-                  <m:begChr m:val="("/>
-                  <m:sepChr m:val=""/>
-                  <m:endChr m:val=")"/>
-                  <m:grow/>
-                </m:dPr>
-                <m:e>
-                  <m:r>
-                    <m:t>0.8</m:t>
-                  </m:r>
-                </m:e>
-              </m:d>
-              <m:d>
-                <m:dPr>
-                  <m:begChr m:val="("/>
-                  <m:sepChr m:val=""/>
-                  <m:endChr m:val=")"/>
-                  <m:grow/>
-                </m:dPr>
-                <m:e>
-                  <m:r>
-                    <m:t>0.4</m:t>
-                  </m:r>
-                </m:e>
-              </m:d>
+              <m:r>
+                <m:t>0.4</m:t>
+              </m:r>
+              <m:r>
+                <m:rPr>
+                  <m:sty m:val="p"/>
+                </m:rPr>
+                <m:t>)</m:t>
+              </m:r>
             </m:num>
             <m:den>
               <m:r>
@@ -3122,8 +3258,8 @@
         <w:t xml:space="preserve">.</w:t>
       </w:r>
     </w:p>
-    <w:bookmarkEnd w:id="27"/>
-    <w:bookmarkStart w:id="28" w:name="section-6"/>
+    <w:bookmarkEnd w:id="16"/>
+    <w:bookmarkStart w:id="17" w:name="section-6"/>
     <w:p>
       <w:pPr>
         <w:pStyle w:val="Heading4"/>
@@ -3151,24 +3287,26 @@
       <m:oMath>
         <m:r>
           <m:rPr>
-            <m:sty m:val="p"/>
             <m:scr m:val="double-struck"/>
+            <m:sty m:val="p"/>
           </m:rPr>
           <m:t>P</m:t>
         </m:r>
-        <m:d>
-          <m:dPr>
-            <m:begChr m:val="("/>
-            <m:sepChr m:val=""/>
-            <m:endChr m:val=")"/>
-            <m:grow/>
-          </m:dPr>
-          <m:e>
-            <m:r>
-              <m:t>A</m:t>
-            </m:r>
-          </m:e>
-        </m:d>
+        <m:r>
+          <m:rPr>
+            <m:sty m:val="p"/>
+          </m:rPr>
+          <m:t>(</m:t>
+        </m:r>
+        <m:r>
+          <m:t>A</m:t>
+        </m:r>
+        <m:r>
+          <m:rPr>
+            <m:sty m:val="p"/>
+          </m:rPr>
+          <m:t>)</m:t>
+        </m:r>
         <m:r>
           <m:rPr>
             <m:sty m:val="p"/>
@@ -3194,24 +3332,26 @@
       <m:oMath>
         <m:r>
           <m:rPr>
-            <m:sty m:val="p"/>
             <m:scr m:val="double-struck"/>
+            <m:sty m:val="p"/>
           </m:rPr>
           <m:t>P</m:t>
         </m:r>
-        <m:d>
-          <m:dPr>
-            <m:begChr m:val="("/>
-            <m:sepChr m:val=""/>
-            <m:endChr m:val=")"/>
-            <m:grow/>
-          </m:dPr>
-          <m:e>
-            <m:r>
-              <m:t>B</m:t>
-            </m:r>
-          </m:e>
-        </m:d>
+        <m:r>
+          <m:rPr>
+            <m:sty m:val="p"/>
+          </m:rPr>
+          <m:t>(</m:t>
+        </m:r>
+        <m:r>
+          <m:t>B</m:t>
+        </m:r>
+        <m:r>
+          <m:rPr>
+            <m:sty m:val="p"/>
+          </m:rPr>
+          <m:t>)</m:t>
+        </m:r>
         <m:r>
           <m:rPr>
             <m:sty m:val="p"/>
@@ -3237,33 +3377,35 @@
       <m:oMath>
         <m:r>
           <m:rPr>
-            <m:sty m:val="p"/>
             <m:scr m:val="double-struck"/>
+            <m:sty m:val="p"/>
           </m:rPr>
           <m:t>P</m:t>
         </m:r>
-        <m:d>
-          <m:dPr>
-            <m:begChr m:val="("/>
-            <m:sepChr m:val=""/>
-            <m:endChr m:val=")"/>
-            <m:grow/>
-          </m:dPr>
-          <m:e>
-            <m:r>
-              <m:t>F</m:t>
-            </m:r>
-            <m:r>
-              <m:rPr>
-                <m:sty m:val="p"/>
-              </m:rPr>
-              <m:t>∣</m:t>
-            </m:r>
-            <m:r>
-              <m:t>A</m:t>
-            </m:r>
-          </m:e>
-        </m:d>
+        <m:r>
+          <m:rPr>
+            <m:sty m:val="p"/>
+          </m:rPr>
+          <m:t>(</m:t>
+        </m:r>
+        <m:r>
+          <m:t>F</m:t>
+        </m:r>
+        <m:r>
+          <m:rPr>
+            <m:sty m:val="p"/>
+          </m:rPr>
+          <m:t>∣</m:t>
+        </m:r>
+        <m:r>
+          <m:t>A</m:t>
+        </m:r>
+        <m:r>
+          <m:rPr>
+            <m:sty m:val="p"/>
+          </m:rPr>
+          <m:t>)</m:t>
+        </m:r>
         <m:r>
           <m:rPr>
             <m:sty m:val="p"/>
@@ -3289,33 +3431,35 @@
       <m:oMath>
         <m:r>
           <m:rPr>
-            <m:sty m:val="p"/>
             <m:scr m:val="double-struck"/>
+            <m:sty m:val="p"/>
           </m:rPr>
           <m:t>P</m:t>
         </m:r>
-        <m:d>
-          <m:dPr>
-            <m:begChr m:val="("/>
-            <m:sepChr m:val=""/>
-            <m:endChr m:val=")"/>
-            <m:grow/>
-          </m:dPr>
-          <m:e>
-            <m:r>
-              <m:t>F</m:t>
-            </m:r>
-            <m:r>
-              <m:rPr>
-                <m:sty m:val="p"/>
-              </m:rPr>
-              <m:t>∣</m:t>
-            </m:r>
-            <m:r>
-              <m:t>B</m:t>
-            </m:r>
-          </m:e>
-        </m:d>
+        <m:r>
+          <m:rPr>
+            <m:sty m:val="p"/>
+          </m:rPr>
+          <m:t>(</m:t>
+        </m:r>
+        <m:r>
+          <m:t>F</m:t>
+        </m:r>
+        <m:r>
+          <m:rPr>
+            <m:sty m:val="p"/>
+          </m:rPr>
+          <m:t>∣</m:t>
+        </m:r>
+        <m:r>
+          <m:t>B</m:t>
+        </m:r>
+        <m:r>
+          <m:rPr>
+            <m:sty m:val="p"/>
+          </m:rPr>
+          <m:t>)</m:t>
+        </m:r>
         <m:r>
           <m:rPr>
             <m:sty m:val="p"/>
@@ -3346,88 +3490,98 @@
         <m:oMath>
           <m:r>
             <m:rPr>
-              <m:sty m:val="p"/>
               <m:scr m:val="double-struck"/>
+              <m:sty m:val="p"/>
             </m:rPr>
             <m:t>P</m:t>
           </m:r>
-          <m:d>
-            <m:dPr>
-              <m:begChr m:val="("/>
-              <m:sepChr m:val=""/>
-              <m:endChr m:val=")"/>
-              <m:grow/>
-            </m:dPr>
-            <m:e>
-              <m:r>
-                <m:t>F</m:t>
-              </m:r>
-            </m:e>
-          </m:d>
+          <m:r>
+            <m:rPr>
+              <m:sty m:val="p"/>
+            </m:rPr>
+            <m:t>(</m:t>
+          </m:r>
+          <m:r>
+            <m:t>F</m:t>
+          </m:r>
+          <m:r>
+            <m:rPr>
+              <m:sty m:val="p"/>
+            </m:rPr>
+            <m:t>)</m:t>
+          </m:r>
           <m:r>
             <m:rPr>
               <m:sty m:val="p"/>
             </m:rPr>
             <m:t>=</m:t>
           </m:r>
-          <m:d>
-            <m:dPr>
-              <m:begChr m:val="("/>
-              <m:sepChr m:val=""/>
-              <m:endChr m:val=")"/>
-              <m:grow/>
-            </m:dPr>
-            <m:e>
-              <m:r>
-                <m:t>0.7</m:t>
-              </m:r>
-            </m:e>
-          </m:d>
-          <m:d>
-            <m:dPr>
-              <m:begChr m:val="("/>
-              <m:sepChr m:val=""/>
-              <m:endChr m:val=")"/>
-              <m:grow/>
-            </m:dPr>
-            <m:e>
-              <m:r>
-                <m:t>0.02</m:t>
-              </m:r>
-            </m:e>
-          </m:d>
+          <m:r>
+            <m:rPr>
+              <m:sty m:val="p"/>
+            </m:rPr>
+            <m:t>(</m:t>
+          </m:r>
+          <m:r>
+            <m:t>0.7</m:t>
+          </m:r>
+          <m:r>
+            <m:rPr>
+              <m:sty m:val="p"/>
+            </m:rPr>
+            <m:t>)</m:t>
+          </m:r>
+          <m:r>
+            <m:rPr>
+              <m:sty m:val="p"/>
+            </m:rPr>
+            <m:t>(</m:t>
+          </m:r>
+          <m:r>
+            <m:t>0.02</m:t>
+          </m:r>
+          <m:r>
+            <m:rPr>
+              <m:sty m:val="p"/>
+            </m:rPr>
+            <m:t>)</m:t>
+          </m:r>
           <m:r>
             <m:rPr>
               <m:sty m:val="p"/>
             </m:rPr>
             <m:t>+</m:t>
           </m:r>
-          <m:d>
-            <m:dPr>
-              <m:begChr m:val="("/>
-              <m:sepChr m:val=""/>
-              <m:endChr m:val=")"/>
-              <m:grow/>
-            </m:dPr>
-            <m:e>
-              <m:r>
-                <m:t>0.3</m:t>
-              </m:r>
-            </m:e>
-          </m:d>
-          <m:d>
-            <m:dPr>
-              <m:begChr m:val="("/>
-              <m:sepChr m:val=""/>
-              <m:endChr m:val=")"/>
-              <m:grow/>
-            </m:dPr>
-            <m:e>
-              <m:r>
-                <m:t>0.05</m:t>
-              </m:r>
-            </m:e>
-          </m:d>
+          <m:r>
+            <m:rPr>
+              <m:sty m:val="p"/>
+            </m:rPr>
+            <m:t>(</m:t>
+          </m:r>
+          <m:r>
+            <m:t>0.3</m:t>
+          </m:r>
+          <m:r>
+            <m:rPr>
+              <m:sty m:val="p"/>
+            </m:rPr>
+            <m:t>)</m:t>
+          </m:r>
+          <m:r>
+            <m:rPr>
+              <m:sty m:val="p"/>
+            </m:rPr>
+            <m:t>(</m:t>
+          </m:r>
+          <m:r>
+            <m:t>0.05</m:t>
+          </m:r>
+          <m:r>
+            <m:rPr>
+              <m:sty m:val="p"/>
+            </m:rPr>
+            <m:t>)</m:t>
+          </m:r>
           <m:r>
             <m:rPr>
               <m:sty m:val="p"/>
@@ -3477,70 +3631,76 @@
         <m:oMath>
           <m:r>
             <m:rPr>
-              <m:sty m:val="p"/>
               <m:scr m:val="double-struck"/>
+              <m:sty m:val="p"/>
             </m:rPr>
             <m:t>P</m:t>
           </m:r>
-          <m:d>
-            <m:dPr>
-              <m:begChr m:val="("/>
-              <m:sepChr m:val=""/>
-              <m:endChr m:val=")"/>
-              <m:grow/>
-            </m:dPr>
-            <m:e>
+          <m:r>
+            <m:rPr>
+              <m:sty m:val="p"/>
+            </m:rPr>
+            <m:t>(</m:t>
+          </m:r>
+          <m:r>
+            <m:t>B</m:t>
+          </m:r>
+          <m:r>
+            <m:rPr>
+              <m:sty m:val="p"/>
+            </m:rPr>
+            <m:t>∣</m:t>
+          </m:r>
+          <m:r>
+            <m:t>F</m:t>
+          </m:r>
+          <m:r>
+            <m:rPr>
+              <m:sty m:val="p"/>
+            </m:rPr>
+            <m:t>)</m:t>
+          </m:r>
+          <m:r>
+            <m:rPr>
+              <m:sty m:val="p"/>
+            </m:rPr>
+            <m:t>=</m:t>
+          </m:r>
+          <m:f>
+            <m:fPr>
+              <m:type m:val="bar"/>
+            </m:fPr>
+            <m:num>
               <m:r>
-                <m:t>B</m:t>
+                <m:rPr>
+                  <m:sty m:val="p"/>
+                </m:rPr>
+                <m:t>(</m:t>
+              </m:r>
+              <m:r>
+                <m:t>0.05</m:t>
               </m:r>
               <m:r>
                 <m:rPr>
                   <m:sty m:val="p"/>
                 </m:rPr>
-                <m:t>∣</m:t>
+                <m:t>)</m:t>
               </m:r>
               <m:r>
-                <m:t>F</m:t>
+                <m:rPr>
+                  <m:sty m:val="p"/>
+                </m:rPr>
+                <m:t>(</m:t>
               </m:r>
-            </m:e>
-          </m:d>
-          <m:r>
-            <m:rPr>
-              <m:sty m:val="p"/>
-            </m:rPr>
-            <m:t>=</m:t>
-          </m:r>
-          <m:f>
-            <m:fPr>
-              <m:type m:val="bar"/>
-            </m:fPr>
-            <m:num>
-              <m:d>
-                <m:dPr>
-                  <m:begChr m:val="("/>
-                  <m:sepChr m:val=""/>
-                  <m:endChr m:val=")"/>
-                  <m:grow/>
-                </m:dPr>
-                <m:e>
-                  <m:r>
-                    <m:t>0.05</m:t>
-                  </m:r>
-                </m:e>
-              </m:d>
-              <m:d>
-                <m:dPr>
-                  <m:begChr m:val="("/>
-                  <m:sepChr m:val=""/>
-                  <m:endChr m:val=")"/>
-                  <m:grow/>
-                </m:dPr>
-                <m:e>
-                  <m:r>
-                    <m:t>0.3</m:t>
-                  </m:r>
-                </m:e>
-              </m:d>
+              <m:r>
+                <m:t>0.3</m:t>
+              </m:r>
+              <m:r>
+                <m:rPr>
+                  <m:sty m:val="p"/>
+                </m:rPr>
+                <m:t>)</m:t>
+              </m:r>
             </m:num>
             <m:den>
               <m:r>
@@ -3579,8 +3739,8 @@
         <w:t xml:space="preserve">.</w:t>
       </w:r>
     </w:p>
-    <w:bookmarkEnd w:id="28"/>
-    <w:bookmarkStart w:id="29" w:name="section-7"/>
+    <w:bookmarkEnd w:id="17"/>
+    <w:bookmarkStart w:id="18" w:name="section-7"/>
     <w:p>
       <w:pPr>
         <w:pStyle w:val="Heading4"/>
@@ -3608,29 +3768,31 @@
       <m:oMath>
         <m:r>
           <m:rPr>
-            <m:sty m:val="p"/>
             <m:scr m:val="double-struck"/>
+            <m:sty m:val="p"/>
           </m:rPr>
           <m:t>P</m:t>
         </m:r>
-        <m:d>
-          <m:dPr>
-            <m:begChr m:val="("/>
-            <m:sepChr m:val=""/>
-            <m:endChr m:val=")"/>
-            <m:grow/>
-          </m:dPr>
-          <m:e>
-            <m:r>
-              <m:rPr>
-                <m:nor/>
-                <m:sty m:val="p"/>
-                <m:scr m:val="sans-serif"/>
-              </m:rPr>
-              <m:t>Red</m:t>
-            </m:r>
-          </m:e>
-        </m:d>
+        <m:r>
+          <m:rPr>
+            <m:sty m:val="p"/>
+          </m:rPr>
+          <m:t>(</m:t>
+        </m:r>
+        <m:r>
+          <m:rPr>
+            <m:nor/>
+            <m:scr m:val="sans-serif"/>
+            <m:sty m:val="p"/>
+          </m:rPr>
+          <m:t>Red</m:t>
+        </m:r>
+        <m:r>
+          <m:rPr>
+            <m:sty m:val="p"/>
+          </m:rPr>
+          <m:t>)</m:t>
+        </m:r>
         <m:r>
           <m:rPr>
             <m:sty m:val="p"/>
@@ -3656,29 +3818,31 @@
       <m:oMath>
         <m:r>
           <m:rPr>
-            <m:sty m:val="p"/>
             <m:scr m:val="double-struck"/>
+            <m:sty m:val="p"/>
           </m:rPr>
           <m:t>P</m:t>
         </m:r>
-        <m:d>
-          <m:dPr>
-            <m:begChr m:val="("/>
-            <m:sepChr m:val=""/>
-            <m:endChr m:val=")"/>
-            <m:grow/>
-          </m:dPr>
-          <m:e>
-            <m:r>
-              <m:rPr>
-                <m:nor/>
-                <m:sty m:val="p"/>
-                <m:scr m:val="sans-serif"/>
-              </m:rPr>
-              <m:t>Blue</m:t>
-            </m:r>
-          </m:e>
-        </m:d>
+        <m:r>
+          <m:rPr>
+            <m:sty m:val="p"/>
+          </m:rPr>
+          <m:t>(</m:t>
+        </m:r>
+        <m:r>
+          <m:rPr>
+            <m:nor/>
+            <m:scr m:val="sans-serif"/>
+            <m:sty m:val="p"/>
+          </m:rPr>
+          <m:t>Blue</m:t>
+        </m:r>
+        <m:r>
+          <m:rPr>
+            <m:sty m:val="p"/>
+          </m:rPr>
+          <m:t>)</m:t>
+        </m:r>
         <m:r>
           <m:rPr>
             <m:sty m:val="p"/>
@@ -3704,38 +3868,40 @@
       <m:oMath>
         <m:r>
           <m:rPr>
-            <m:sty m:val="p"/>
             <m:scr m:val="double-struck"/>
+            <m:sty m:val="p"/>
           </m:rPr>
           <m:t>P</m:t>
         </m:r>
-        <m:d>
-          <m:dPr>
-            <m:begChr m:val="("/>
-            <m:sepChr m:val=""/>
-            <m:endChr m:val=")"/>
-            <m:grow/>
-          </m:dPr>
-          <m:e>
-            <m:r>
-              <m:t>W</m:t>
-            </m:r>
-            <m:r>
-              <m:rPr>
-                <m:sty m:val="p"/>
-              </m:rPr>
-              <m:t>∣</m:t>
-            </m:r>
-            <m:r>
-              <m:rPr>
-                <m:nor/>
-                <m:sty m:val="p"/>
-                <m:scr m:val="sans-serif"/>
-              </m:rPr>
-              <m:t>Red</m:t>
-            </m:r>
-          </m:e>
-        </m:d>
+        <m:r>
+          <m:rPr>
+            <m:sty m:val="p"/>
+          </m:rPr>
+          <m:t>(</m:t>
+        </m:r>
+        <m:r>
+          <m:t>W</m:t>
+        </m:r>
+        <m:r>
+          <m:rPr>
+            <m:sty m:val="p"/>
+          </m:rPr>
+          <m:t>∣</m:t>
+        </m:r>
+        <m:r>
+          <m:rPr>
+            <m:nor/>
+            <m:scr m:val="sans-serif"/>
+            <m:sty m:val="p"/>
+          </m:rPr>
+          <m:t>Red</m:t>
+        </m:r>
+        <m:r>
+          <m:rPr>
+            <m:sty m:val="p"/>
+          </m:rPr>
+          <m:t>)</m:t>
+        </m:r>
         <m:r>
           <m:rPr>
             <m:sty m:val="p"/>
@@ -3761,38 +3927,40 @@
       <m:oMath>
         <m:r>
           <m:rPr>
-            <m:sty m:val="p"/>
             <m:scr m:val="double-struck"/>
+            <m:sty m:val="p"/>
           </m:rPr>
           <m:t>P</m:t>
         </m:r>
-        <m:d>
-          <m:dPr>
-            <m:begChr m:val="("/>
-            <m:sepChr m:val=""/>
-            <m:endChr m:val=")"/>
-            <m:grow/>
-          </m:dPr>
-          <m:e>
-            <m:r>
-              <m:t>W</m:t>
-            </m:r>
-            <m:r>
-              <m:rPr>
-                <m:sty m:val="p"/>
-              </m:rPr>
-              <m:t>∣</m:t>
-            </m:r>
-            <m:r>
-              <m:rPr>
-                <m:nor/>
-                <m:sty m:val="p"/>
-                <m:scr m:val="sans-serif"/>
-              </m:rPr>
-              <m:t>Blue</m:t>
-            </m:r>
-          </m:e>
-        </m:d>
+        <m:r>
+          <m:rPr>
+            <m:sty m:val="p"/>
+          </m:rPr>
+          <m:t>(</m:t>
+        </m:r>
+        <m:r>
+          <m:t>W</m:t>
+        </m:r>
+        <m:r>
+          <m:rPr>
+            <m:sty m:val="p"/>
+          </m:rPr>
+          <m:t>∣</m:t>
+        </m:r>
+        <m:r>
+          <m:rPr>
+            <m:nor/>
+            <m:scr m:val="sans-serif"/>
+            <m:sty m:val="p"/>
+          </m:rPr>
+          <m:t>Blue</m:t>
+        </m:r>
+        <m:r>
+          <m:rPr>
+            <m:sty m:val="p"/>
+          </m:rPr>
+          <m:t>)</m:t>
+        </m:r>
         <m:r>
           <m:rPr>
             <m:sty m:val="p"/>
@@ -3823,88 +3991,98 @@
         <m:oMath>
           <m:r>
             <m:rPr>
-              <m:sty m:val="p"/>
               <m:scr m:val="double-struck"/>
+              <m:sty m:val="p"/>
             </m:rPr>
             <m:t>P</m:t>
           </m:r>
-          <m:d>
-            <m:dPr>
-              <m:begChr m:val="("/>
-              <m:sepChr m:val=""/>
-              <m:endChr m:val=")"/>
-              <m:grow/>
-            </m:dPr>
-            <m:e>
-              <m:r>
-                <m:t>W</m:t>
-              </m:r>
-            </m:e>
-          </m:d>
+          <m:r>
+            <m:rPr>
+              <m:sty m:val="p"/>
+            </m:rPr>
+            <m:t>(</m:t>
+          </m:r>
+          <m:r>
+            <m:t>W</m:t>
+          </m:r>
+          <m:r>
+            <m:rPr>
+              <m:sty m:val="p"/>
+            </m:rPr>
+            <m:t>)</m:t>
+          </m:r>
           <m:r>
             <m:rPr>
               <m:sty m:val="p"/>
             </m:rPr>
             <m:t>=</m:t>
           </m:r>
-          <m:d>
-            <m:dPr>
-              <m:begChr m:val="("/>
-              <m:sepChr m:val=""/>
-              <m:endChr m:val=")"/>
-              <m:grow/>
-            </m:dPr>
-            <m:e>
-              <m:r>
-                <m:t>0.4</m:t>
-              </m:r>
-            </m:e>
-          </m:d>
-          <m:d>
-            <m:dPr>
-              <m:begChr m:val="("/>
-              <m:sepChr m:val=""/>
-              <m:endChr m:val=")"/>
-              <m:grow/>
-            </m:dPr>
-            <m:e>
-              <m:r>
-                <m:t>0.3</m:t>
-              </m:r>
-            </m:e>
-          </m:d>
+          <m:r>
+            <m:rPr>
+              <m:sty m:val="p"/>
+            </m:rPr>
+            <m:t>(</m:t>
+          </m:r>
+          <m:r>
+            <m:t>0.4</m:t>
+          </m:r>
+          <m:r>
+            <m:rPr>
+              <m:sty m:val="p"/>
+            </m:rPr>
+            <m:t>)</m:t>
+          </m:r>
+          <m:r>
+            <m:rPr>
+              <m:sty m:val="p"/>
+            </m:rPr>
+            <m:t>(</m:t>
+          </m:r>
+          <m:r>
+            <m:t>0.3</m:t>
+          </m:r>
+          <m:r>
+            <m:rPr>
+              <m:sty m:val="p"/>
+            </m:rPr>
+            <m:t>)</m:t>
+          </m:r>
           <m:r>
             <m:rPr>
               <m:sty m:val="p"/>
             </m:rPr>
             <m:t>+</m:t>
           </m:r>
-          <m:d>
-            <m:dPr>
-              <m:begChr m:val="("/>
-              <m:sepChr m:val=""/>
-              <m:endChr m:val=")"/>
-              <m:grow/>
-            </m:dPr>
-            <m:e>
-              <m:r>
-                <m:t>0.6</m:t>
-              </m:r>
-            </m:e>
-          </m:d>
-          <m:d>
-            <m:dPr>
-              <m:begChr m:val="("/>
-              <m:sepChr m:val=""/>
-              <m:endChr m:val=")"/>
-              <m:grow/>
-            </m:dPr>
-            <m:e>
-              <m:r>
-                <m:t>0.7</m:t>
-              </m:r>
-            </m:e>
-          </m:d>
+          <m:r>
+            <m:rPr>
+              <m:sty m:val="p"/>
+            </m:rPr>
+            <m:t>(</m:t>
+          </m:r>
+          <m:r>
+            <m:t>0.6</m:t>
+          </m:r>
+          <m:r>
+            <m:rPr>
+              <m:sty m:val="p"/>
+            </m:rPr>
+            <m:t>)</m:t>
+          </m:r>
+          <m:r>
+            <m:rPr>
+              <m:sty m:val="p"/>
+            </m:rPr>
+            <m:t>(</m:t>
+          </m:r>
+          <m:r>
+            <m:t>0.7</m:t>
+          </m:r>
+          <m:r>
+            <m:rPr>
+              <m:sty m:val="p"/>
+            </m:rPr>
+            <m:t>)</m:t>
+          </m:r>
           <m:r>
             <m:rPr>
               <m:sty m:val="p"/>
@@ -3954,75 +4132,81 @@
         <m:oMath>
           <m:r>
             <m:rPr>
-              <m:sty m:val="p"/>
               <m:scr m:val="double-struck"/>
+              <m:sty m:val="p"/>
             </m:rPr>
             <m:t>P</m:t>
           </m:r>
-          <m:d>
-            <m:dPr>
-              <m:begChr m:val="("/>
-              <m:sepChr m:val=""/>
-              <m:endChr m:val=")"/>
-              <m:grow/>
-            </m:dPr>
-            <m:e>
+          <m:r>
+            <m:rPr>
+              <m:sty m:val="p"/>
+            </m:rPr>
+            <m:t>(</m:t>
+          </m:r>
+          <m:r>
+            <m:rPr>
+              <m:nor/>
+              <m:scr m:val="sans-serif"/>
+              <m:sty m:val="p"/>
+            </m:rPr>
+            <m:t>Red</m:t>
+          </m:r>
+          <m:r>
+            <m:rPr>
+              <m:sty m:val="p"/>
+            </m:rPr>
+            <m:t>∣</m:t>
+          </m:r>
+          <m:r>
+            <m:t>W</m:t>
+          </m:r>
+          <m:r>
+            <m:rPr>
+              <m:sty m:val="p"/>
+            </m:rPr>
+            <m:t>)</m:t>
+          </m:r>
+          <m:r>
+            <m:rPr>
+              <m:sty m:val="p"/>
+            </m:rPr>
+            <m:t>=</m:t>
+          </m:r>
+          <m:f>
+            <m:fPr>
+              <m:type m:val="bar"/>
+            </m:fPr>
+            <m:num>
               <m:r>
                 <m:rPr>
-                  <m:nor/>
                   <m:sty m:val="p"/>
-                  <m:scr m:val="sans-serif"/>
                 </m:rPr>
-                <m:t>Red</m:t>
+                <m:t>(</m:t>
+              </m:r>
+              <m:r>
+                <m:t>0.3</m:t>
               </m:r>
               <m:r>
                 <m:rPr>
                   <m:sty m:val="p"/>
                 </m:rPr>
-                <m:t>∣</m:t>
+                <m:t>)</m:t>
               </m:r>
               <m:r>
-                <m:t>W</m:t>
+                <m:rPr>
+                  <m:sty m:val="p"/>
+                </m:rPr>
+                <m:t>(</m:t>
               </m:r>
-            </m:e>
-          </m:d>
-          <m:r>
-            <m:rPr>
-              <m:sty m:val="p"/>
-            </m:rPr>
-            <m:t>=</m:t>
-          </m:r>
-          <m:f>
-            <m:fPr>
-              <m:type m:val="bar"/>
-            </m:fPr>
-            <m:num>
-              <m:d>
-                <m:dPr>
-                  <m:begChr m:val="("/>
-                  <m:sepChr m:val=""/>
-                  <m:endChr m:val=")"/>
-                  <m:grow/>
-                </m:dPr>
-                <m:e>
-                  <m:r>
-                    <m:t>0.3</m:t>
-                  </m:r>
-                </m:e>
-              </m:d>
-              <m:d>
-                <m:dPr>
-                  <m:begChr m:val="("/>
-                  <m:sepChr m:val=""/>
-                  <m:endChr m:val=")"/>
-                  <m:grow/>
-                </m:dPr>
-                <m:e>
-                  <m:r>
-                    <m:t>0.4</m:t>
-                  </m:r>
-                </m:e>
-              </m:d>
+              <m:r>
+                <m:t>0.4</m:t>
+              </m:r>
+              <m:r>
+                <m:rPr>
+                  <m:sty m:val="p"/>
+                </m:rPr>
+                <m:t>)</m:t>
+              </m:r>
             </m:num>
             <m:den>
               <m:r>
@@ -4068,9 +4252,9 @@
         </w:pict>
       </w:r>
     </w:p>
-    <w:bookmarkEnd w:id="29"/>
-    <w:bookmarkEnd w:id="30"/>
-    <w:bookmarkStart w:id="32" w:name="version-history-and-licensing"/>
+    <w:bookmarkEnd w:id="18"/>
+    <w:bookmarkEnd w:id="19"/>
+    <w:bookmarkStart w:id="21" w:name="version-history-and-licensing"/>
     <w:p>
       <w:pPr>
         <w:pStyle w:val="Heading2"/>
@@ -4091,7 +4275,7 @@
       <w:pPr>
         <w:pStyle w:val="BodyText"/>
       </w:pPr>
-      <w:hyperlink r:id="rId31">
+      <w:hyperlink r:id="rId20">
         <w:r>
           <w:rPr>
             <w:rStyle w:val="Hyperlink"/>
@@ -4100,7 +4284,7 @@
         </w:r>
       </w:hyperlink>
     </w:p>
-    <w:bookmarkEnd w:id="32"/>
+    <w:bookmarkEnd w:id="21"/>
     <w:sectPr>
       <w:pgSz w:h="15840" w:w="12240"/>
       <w:pgMar w:bottom="1440" w:footer="720" w:gutter="0" w:header="720" w:left="1440" w:right="1440" w:top="1440"/>
